--- a/6-过程管理/流程制度规范类文件/060109-服务可用性和业务连续性管理制度.docx
+++ b/6-过程管理/流程制度规范类文件/060109-服务可用性和业务连续性管理制度.docx
@@ -20,11 +20,34 @@
         <w:snapToGrid w:val="0"/>
         <w:textAlignment w:val="baseline"/>
         <w:rPr>
+          <w:rFonts w:hint="eastAsia"/>
+          <w:lang w:val="en-US" w:eastAsia="zh-CN"/>
+        </w:rPr>
+      </w:pPr>
+      <w:bookmarkStart w:id="0" w:name="_Toc9354"/>
+    </w:p>
+    <w:p>
+      <w:pPr>
+        <w:pStyle w:val="35"/>
+        <w:keepNext w:val="0"/>
+        <w:keepLines w:val="0"/>
+        <w:pageBreakBefore w:val="0"/>
+        <w:widowControl w:val="0"/>
+        <w:kinsoku w:val="0"/>
+        <w:wordWrap/>
+        <w:overflowPunct/>
+        <w:topLinePunct w:val="0"/>
+        <w:autoSpaceDE w:val="0"/>
+        <w:autoSpaceDN w:val="0"/>
+        <w:bidi w:val="0"/>
+        <w:adjustRightInd w:val="0"/>
+        <w:snapToGrid w:val="0"/>
+        <w:textAlignment w:val="baseline"/>
+        <w:rPr>
           <w:rFonts w:hint="default"/>
           <w:lang w:val="en-US" w:eastAsia="zh-CN"/>
         </w:rPr>
       </w:pPr>
-      <w:bookmarkStart w:id="0" w:name="_Toc25983"/>
       <w:r>
         <w:rPr>
           <w:rFonts w:hint="eastAsia"/>
@@ -52,7 +75,7 @@
         <w:snapToGrid w:val="0"/>
         <w:textAlignment w:val="baseline"/>
       </w:pPr>
-      <w:bookmarkStart w:id="1" w:name="_Toc32127"/>
+      <w:bookmarkStart w:id="1" w:name="_Toc28243"/>
       <w:r>
         <w:t>甘肃国邦信息科技有限公司</w:t>
       </w:r>
@@ -146,7 +169,7 @@
           <w:szCs w:val="21"/>
         </w:rPr>
       </w:pPr>
-      <w:bookmarkStart w:id="2" w:name="_Toc25177"/>
+      <w:bookmarkStart w:id="2" w:name="_Toc20043"/>
       <w:r>
         <w:rPr>
           <w:rFonts w:ascii="宋体" w:hAnsi="宋体" w:eastAsia="宋体" w:cs="宋体"/>
@@ -1434,7 +1457,7 @@
           <w:headerReference r:id="rId5" w:type="default"/>
           <w:footerReference r:id="rId6" w:type="default"/>
           <w:pgSz w:w="11906" w:h="16838"/>
-          <w:pgMar w:top="1440" w:right="1800" w:bottom="1440" w:left="850" w:header="851" w:footer="992" w:gutter="0"/>
+          <w:pgMar w:top="1440" w:right="1800" w:bottom="1440" w:left="1800" w:header="851" w:footer="992" w:gutter="0"/>
           <w:cols w:space="425" w:num="1"/>
           <w:docGrid w:type="lines" w:linePitch="312" w:charSpace="0"/>
         </w:sectPr>
@@ -1474,9 +1497,23 @@
       <w:sdtContent>
         <w:p>
           <w:pPr>
+            <w:keepNext w:val="0"/>
+            <w:keepLines w:val="0"/>
+            <w:pageBreakBefore w:val="0"/>
+            <w:widowControl w:val="0"/>
+            <w:kinsoku w:val="0"/>
+            <w:wordWrap/>
+            <w:overflowPunct/>
+            <w:topLinePunct w:val="0"/>
+            <w:autoSpaceDE w:val="0"/>
+            <w:autoSpaceDN w:val="0"/>
+            <w:bidi w:val="0"/>
+            <w:adjustRightInd w:val="0"/>
+            <w:snapToGrid w:val="0"/>
             <w:spacing w:before="0" w:beforeLines="0" w:after="0" w:afterLines="0" w:line="240" w:lineRule="auto"/>
             <w:ind w:left="0" w:leftChars="0" w:right="0" w:rightChars="0" w:firstLine="0" w:firstLineChars="0"/>
             <w:jc w:val="center"/>
+            <w:textAlignment w:val="baseline"/>
           </w:pPr>
           <w:r>
             <w:rPr>
@@ -1489,9 +1526,23 @@
         <w:p>
           <w:pPr>
             <w:pStyle w:val="17"/>
+            <w:keepNext w:val="0"/>
+            <w:keepLines w:val="0"/>
+            <w:pageBreakBefore w:val="0"/>
+            <w:widowControl w:val="0"/>
             <w:tabs>
               <w:tab w:val="right" w:leader="dot" w:pos="9256"/>
             </w:tabs>
+            <w:kinsoku w:val="0"/>
+            <w:wordWrap/>
+            <w:overflowPunct/>
+            <w:topLinePunct w:val="0"/>
+            <w:autoSpaceDE w:val="0"/>
+            <w:autoSpaceDN w:val="0"/>
+            <w:bidi w:val="0"/>
+            <w:adjustRightInd w:val="0"/>
+            <w:snapToGrid w:val="0"/>
+            <w:textAlignment w:val="baseline"/>
           </w:pPr>
           <w:r>
             <w:rPr>
@@ -1542,7 +1593,7 @@
               <w:spacing w:val="-19"/>
               <w:szCs w:val="28"/>
             </w:rPr>
-            <w:instrText xml:space="preserve"> HYPERLINK \l _Toc25983 </w:instrText>
+            <w:instrText xml:space="preserve"> HYPERLINK \l _Toc9354 </w:instrText>
           </w:r>
           <w:r>
             <w:rPr>
@@ -1567,7 +1618,7 @@
             <w:fldChar w:fldCharType="begin"/>
           </w:r>
           <w:r>
-            <w:instrText xml:space="preserve"> PAGEREF _Toc25983 \h </w:instrText>
+            <w:instrText xml:space="preserve"> PAGEREF _Toc9354 \h </w:instrText>
           </w:r>
           <w:r>
             <w:fldChar w:fldCharType="separate"/>
@@ -1591,9 +1642,23 @@
         <w:p>
           <w:pPr>
             <w:pStyle w:val="17"/>
+            <w:keepNext w:val="0"/>
+            <w:keepLines w:val="0"/>
+            <w:pageBreakBefore w:val="0"/>
+            <w:widowControl w:val="0"/>
             <w:tabs>
               <w:tab w:val="right" w:leader="dot" w:pos="9256"/>
             </w:tabs>
+            <w:kinsoku w:val="0"/>
+            <w:wordWrap/>
+            <w:overflowPunct/>
+            <w:topLinePunct w:val="0"/>
+            <w:autoSpaceDE w:val="0"/>
+            <w:autoSpaceDN w:val="0"/>
+            <w:bidi w:val="0"/>
+            <w:adjustRightInd w:val="0"/>
+            <w:snapToGrid w:val="0"/>
+            <w:textAlignment w:val="baseline"/>
           </w:pPr>
           <w:r>
             <w:rPr>
@@ -1611,7 +1676,7 @@
               <w:spacing w:val="-19"/>
               <w:szCs w:val="28"/>
             </w:rPr>
-            <w:instrText xml:space="preserve"> HYPERLINK \l _Toc32127 </w:instrText>
+            <w:instrText xml:space="preserve"> HYPERLINK \l _Toc28243 </w:instrText>
           </w:r>
           <w:r>
             <w:rPr>
@@ -1632,7 +1697,7 @@
             <w:fldChar w:fldCharType="begin"/>
           </w:r>
           <w:r>
-            <w:instrText xml:space="preserve"> PAGEREF _Toc32127 \h </w:instrText>
+            <w:instrText xml:space="preserve"> PAGEREF _Toc28243 \h </w:instrText>
           </w:r>
           <w:r>
             <w:fldChar w:fldCharType="separate"/>
@@ -1656,9 +1721,23 @@
         <w:p>
           <w:pPr>
             <w:pStyle w:val="17"/>
+            <w:keepNext w:val="0"/>
+            <w:keepLines w:val="0"/>
+            <w:pageBreakBefore w:val="0"/>
+            <w:widowControl w:val="0"/>
             <w:tabs>
               <w:tab w:val="right" w:leader="dot" w:pos="9256"/>
             </w:tabs>
+            <w:kinsoku w:val="0"/>
+            <w:wordWrap/>
+            <w:overflowPunct/>
+            <w:topLinePunct w:val="0"/>
+            <w:autoSpaceDE w:val="0"/>
+            <w:autoSpaceDN w:val="0"/>
+            <w:bidi w:val="0"/>
+            <w:adjustRightInd w:val="0"/>
+            <w:snapToGrid w:val="0"/>
+            <w:textAlignment w:val="baseline"/>
           </w:pPr>
           <w:r>
             <w:rPr>
@@ -1676,7 +1755,7 @@
               <w:spacing w:val="-19"/>
               <w:szCs w:val="28"/>
             </w:rPr>
-            <w:instrText xml:space="preserve"> HYPERLINK \l _Toc25177 </w:instrText>
+            <w:instrText xml:space="preserve"> HYPERLINK \l _Toc20043 </w:instrText>
           </w:r>
           <w:r>
             <w:rPr>
@@ -1702,7 +1781,7 @@
             <w:fldChar w:fldCharType="begin"/>
           </w:r>
           <w:r>
-            <w:instrText xml:space="preserve"> PAGEREF _Toc25177 \h </w:instrText>
+            <w:instrText xml:space="preserve"> PAGEREF _Toc20043 \h </w:instrText>
           </w:r>
           <w:r>
             <w:fldChar w:fldCharType="separate"/>
@@ -1726,9 +1805,23 @@
         <w:p>
           <w:pPr>
             <w:pStyle w:val="17"/>
+            <w:keepNext w:val="0"/>
+            <w:keepLines w:val="0"/>
+            <w:pageBreakBefore w:val="0"/>
+            <w:widowControl w:val="0"/>
             <w:tabs>
               <w:tab w:val="right" w:leader="dot" w:pos="9256"/>
             </w:tabs>
+            <w:kinsoku w:val="0"/>
+            <w:wordWrap/>
+            <w:overflowPunct/>
+            <w:topLinePunct w:val="0"/>
+            <w:autoSpaceDE w:val="0"/>
+            <w:autoSpaceDN w:val="0"/>
+            <w:bidi w:val="0"/>
+            <w:adjustRightInd w:val="0"/>
+            <w:snapToGrid w:val="0"/>
+            <w:textAlignment w:val="baseline"/>
           </w:pPr>
           <w:r>
             <w:rPr>
@@ -1746,7 +1839,7 @@
               <w:spacing w:val="-19"/>
               <w:szCs w:val="28"/>
             </w:rPr>
-            <w:instrText xml:space="preserve"> HYPERLINK \l _Toc107 </w:instrText>
+            <w:instrText xml:space="preserve"> HYPERLINK \l _Toc26713 </w:instrText>
           </w:r>
           <w:r>
             <w:rPr>
@@ -1773,7 +1866,7 @@
             <w:fldChar w:fldCharType="begin"/>
           </w:r>
           <w:r>
-            <w:instrText xml:space="preserve"> PAGEREF _Toc107 \h </w:instrText>
+            <w:instrText xml:space="preserve"> PAGEREF _Toc26713 \h </w:instrText>
           </w:r>
           <w:r>
             <w:fldChar w:fldCharType="separate"/>
@@ -1797,9 +1890,23 @@
         <w:p>
           <w:pPr>
             <w:pStyle w:val="17"/>
+            <w:keepNext w:val="0"/>
+            <w:keepLines w:val="0"/>
+            <w:pageBreakBefore w:val="0"/>
+            <w:widowControl w:val="0"/>
             <w:tabs>
               <w:tab w:val="right" w:leader="dot" w:pos="9256"/>
             </w:tabs>
+            <w:kinsoku w:val="0"/>
+            <w:wordWrap/>
+            <w:overflowPunct/>
+            <w:topLinePunct w:val="0"/>
+            <w:autoSpaceDE w:val="0"/>
+            <w:autoSpaceDN w:val="0"/>
+            <w:bidi w:val="0"/>
+            <w:adjustRightInd w:val="0"/>
+            <w:snapToGrid w:val="0"/>
+            <w:textAlignment w:val="baseline"/>
           </w:pPr>
           <w:r>
             <w:rPr>
@@ -1817,7 +1924,7 @@
               <w:spacing w:val="-19"/>
               <w:szCs w:val="28"/>
             </w:rPr>
-            <w:instrText xml:space="preserve"> HYPERLINK \l _Toc1735 </w:instrText>
+            <w:instrText xml:space="preserve"> HYPERLINK \l _Toc22144 </w:instrText>
           </w:r>
           <w:r>
             <w:rPr>
@@ -1844,7 +1951,7 @@
             <w:fldChar w:fldCharType="begin"/>
           </w:r>
           <w:r>
-            <w:instrText xml:space="preserve"> PAGEREF _Toc1735 \h </w:instrText>
+            <w:instrText xml:space="preserve"> PAGEREF _Toc22144 \h </w:instrText>
           </w:r>
           <w:r>
             <w:fldChar w:fldCharType="separate"/>
@@ -1868,9 +1975,23 @@
         <w:p>
           <w:pPr>
             <w:pStyle w:val="17"/>
+            <w:keepNext w:val="0"/>
+            <w:keepLines w:val="0"/>
+            <w:pageBreakBefore w:val="0"/>
+            <w:widowControl w:val="0"/>
             <w:tabs>
               <w:tab w:val="right" w:leader="dot" w:pos="9256"/>
             </w:tabs>
+            <w:kinsoku w:val="0"/>
+            <w:wordWrap/>
+            <w:overflowPunct/>
+            <w:topLinePunct w:val="0"/>
+            <w:autoSpaceDE w:val="0"/>
+            <w:autoSpaceDN w:val="0"/>
+            <w:bidi w:val="0"/>
+            <w:adjustRightInd w:val="0"/>
+            <w:snapToGrid w:val="0"/>
+            <w:textAlignment w:val="baseline"/>
           </w:pPr>
           <w:r>
             <w:rPr>
@@ -1888,7 +2009,7 @@
               <w:spacing w:val="-19"/>
               <w:szCs w:val="28"/>
             </w:rPr>
-            <w:instrText xml:space="preserve"> HYPERLINK \l _Toc16040 </w:instrText>
+            <w:instrText xml:space="preserve"> HYPERLINK \l _Toc22663 </w:instrText>
           </w:r>
           <w:r>
             <w:rPr>
@@ -1915,7 +2036,7 @@
             <w:fldChar w:fldCharType="begin"/>
           </w:r>
           <w:r>
-            <w:instrText xml:space="preserve"> PAGEREF _Toc16040 \h </w:instrText>
+            <w:instrText xml:space="preserve"> PAGEREF _Toc22663 \h </w:instrText>
           </w:r>
           <w:r>
             <w:fldChar w:fldCharType="separate"/>
@@ -1939,9 +2060,23 @@
         <w:p>
           <w:pPr>
             <w:pStyle w:val="17"/>
+            <w:keepNext w:val="0"/>
+            <w:keepLines w:val="0"/>
+            <w:pageBreakBefore w:val="0"/>
+            <w:widowControl w:val="0"/>
             <w:tabs>
               <w:tab w:val="right" w:leader="dot" w:pos="9256"/>
             </w:tabs>
+            <w:kinsoku w:val="0"/>
+            <w:wordWrap/>
+            <w:overflowPunct/>
+            <w:topLinePunct w:val="0"/>
+            <w:autoSpaceDE w:val="0"/>
+            <w:autoSpaceDN w:val="0"/>
+            <w:bidi w:val="0"/>
+            <w:adjustRightInd w:val="0"/>
+            <w:snapToGrid w:val="0"/>
+            <w:textAlignment w:val="baseline"/>
           </w:pPr>
           <w:r>
             <w:rPr>
@@ -1959,7 +2094,7 @@
               <w:spacing w:val="-19"/>
               <w:szCs w:val="28"/>
             </w:rPr>
-            <w:instrText xml:space="preserve"> HYPERLINK \l _Toc12309 </w:instrText>
+            <w:instrText xml:space="preserve"> HYPERLINK \l _Toc10416 </w:instrText>
           </w:r>
           <w:r>
             <w:rPr>
@@ -1986,7 +2121,7 @@
             <w:fldChar w:fldCharType="begin"/>
           </w:r>
           <w:r>
-            <w:instrText xml:space="preserve"> PAGEREF _Toc12309 \h </w:instrText>
+            <w:instrText xml:space="preserve"> PAGEREF _Toc10416 \h </w:instrText>
           </w:r>
           <w:r>
             <w:fldChar w:fldCharType="separate"/>
@@ -2010,9 +2145,23 @@
         <w:p>
           <w:pPr>
             <w:pStyle w:val="18"/>
+            <w:keepNext w:val="0"/>
+            <w:keepLines w:val="0"/>
+            <w:pageBreakBefore w:val="0"/>
+            <w:widowControl w:val="0"/>
             <w:tabs>
               <w:tab w:val="right" w:leader="dot" w:pos="9256"/>
             </w:tabs>
+            <w:kinsoku w:val="0"/>
+            <w:wordWrap/>
+            <w:overflowPunct/>
+            <w:topLinePunct w:val="0"/>
+            <w:autoSpaceDE w:val="0"/>
+            <w:autoSpaceDN w:val="0"/>
+            <w:bidi w:val="0"/>
+            <w:adjustRightInd w:val="0"/>
+            <w:snapToGrid w:val="0"/>
+            <w:textAlignment w:val="baseline"/>
           </w:pPr>
           <w:r>
             <w:rPr>
@@ -2030,7 +2179,7 @@
               <w:spacing w:val="-19"/>
               <w:szCs w:val="28"/>
             </w:rPr>
-            <w:instrText xml:space="preserve"> HYPERLINK \l _Toc25297 </w:instrText>
+            <w:instrText xml:space="preserve"> HYPERLINK \l _Toc17001 </w:instrText>
           </w:r>
           <w:r>
             <w:rPr>
@@ -2057,7 +2206,7 @@
             <w:fldChar w:fldCharType="begin"/>
           </w:r>
           <w:r>
-            <w:instrText xml:space="preserve"> PAGEREF _Toc25297 \h </w:instrText>
+            <w:instrText xml:space="preserve"> PAGEREF _Toc17001 \h </w:instrText>
           </w:r>
           <w:r>
             <w:fldChar w:fldCharType="separate"/>
@@ -2081,9 +2230,23 @@
         <w:p>
           <w:pPr>
             <w:pStyle w:val="17"/>
+            <w:keepNext w:val="0"/>
+            <w:keepLines w:val="0"/>
+            <w:pageBreakBefore w:val="0"/>
+            <w:widowControl w:val="0"/>
             <w:tabs>
               <w:tab w:val="right" w:leader="dot" w:pos="9256"/>
             </w:tabs>
+            <w:kinsoku w:val="0"/>
+            <w:wordWrap/>
+            <w:overflowPunct/>
+            <w:topLinePunct w:val="0"/>
+            <w:autoSpaceDE w:val="0"/>
+            <w:autoSpaceDN w:val="0"/>
+            <w:bidi w:val="0"/>
+            <w:adjustRightInd w:val="0"/>
+            <w:snapToGrid w:val="0"/>
+            <w:textAlignment w:val="baseline"/>
           </w:pPr>
           <w:r>
             <w:rPr>
@@ -2101,7 +2264,7 @@
               <w:spacing w:val="-19"/>
               <w:szCs w:val="28"/>
             </w:rPr>
-            <w:instrText xml:space="preserve"> HYPERLINK \l _Toc32515 </w:instrText>
+            <w:instrText xml:space="preserve"> HYPERLINK \l _Toc28623 </w:instrText>
           </w:r>
           <w:r>
             <w:rPr>
@@ -2128,7 +2291,7 @@
             <w:fldChar w:fldCharType="begin"/>
           </w:r>
           <w:r>
-            <w:instrText xml:space="preserve"> PAGEREF _Toc32515 \h </w:instrText>
+            <w:instrText xml:space="preserve"> PAGEREF _Toc28623 \h </w:instrText>
           </w:r>
           <w:r>
             <w:fldChar w:fldCharType="separate"/>
@@ -2152,9 +2315,23 @@
         <w:p>
           <w:pPr>
             <w:pStyle w:val="18"/>
+            <w:keepNext w:val="0"/>
+            <w:keepLines w:val="0"/>
+            <w:pageBreakBefore w:val="0"/>
+            <w:widowControl w:val="0"/>
             <w:tabs>
               <w:tab w:val="right" w:leader="dot" w:pos="9256"/>
             </w:tabs>
+            <w:kinsoku w:val="0"/>
+            <w:wordWrap/>
+            <w:overflowPunct/>
+            <w:topLinePunct w:val="0"/>
+            <w:autoSpaceDE w:val="0"/>
+            <w:autoSpaceDN w:val="0"/>
+            <w:bidi w:val="0"/>
+            <w:adjustRightInd w:val="0"/>
+            <w:snapToGrid w:val="0"/>
+            <w:textAlignment w:val="baseline"/>
           </w:pPr>
           <w:r>
             <w:rPr>
@@ -2172,7 +2349,7 @@
               <w:spacing w:val="-19"/>
               <w:szCs w:val="28"/>
             </w:rPr>
-            <w:instrText xml:space="preserve"> HYPERLINK \l _Toc28909 </w:instrText>
+            <w:instrText xml:space="preserve"> HYPERLINK \l _Toc27734 </w:instrText>
           </w:r>
           <w:r>
             <w:rPr>
@@ -2204,7 +2381,7 @@
             <w:fldChar w:fldCharType="begin"/>
           </w:r>
           <w:r>
-            <w:instrText xml:space="preserve"> PAGEREF _Toc28909 \h </w:instrText>
+            <w:instrText xml:space="preserve"> PAGEREF _Toc27734 \h </w:instrText>
           </w:r>
           <w:r>
             <w:fldChar w:fldCharType="separate"/>
@@ -2228,9 +2405,23 @@
         <w:p>
           <w:pPr>
             <w:pStyle w:val="14"/>
+            <w:keepNext w:val="0"/>
+            <w:keepLines w:val="0"/>
+            <w:pageBreakBefore w:val="0"/>
+            <w:widowControl w:val="0"/>
             <w:tabs>
               <w:tab w:val="right" w:leader="dot" w:pos="9256"/>
             </w:tabs>
+            <w:kinsoku w:val="0"/>
+            <w:wordWrap/>
+            <w:overflowPunct/>
+            <w:topLinePunct w:val="0"/>
+            <w:autoSpaceDE w:val="0"/>
+            <w:autoSpaceDN w:val="0"/>
+            <w:bidi w:val="0"/>
+            <w:adjustRightInd w:val="0"/>
+            <w:snapToGrid w:val="0"/>
+            <w:textAlignment w:val="baseline"/>
           </w:pPr>
           <w:r>
             <w:rPr>
@@ -2248,7 +2439,7 @@
               <w:spacing w:val="-19"/>
               <w:szCs w:val="28"/>
             </w:rPr>
-            <w:instrText xml:space="preserve"> HYPERLINK \l _Toc23711 </w:instrText>
+            <w:instrText xml:space="preserve"> HYPERLINK \l _Toc19272 </w:instrText>
           </w:r>
           <w:r>
             <w:rPr>
@@ -2275,7 +2466,7 @@
             <w:fldChar w:fldCharType="begin"/>
           </w:r>
           <w:r>
-            <w:instrText xml:space="preserve"> PAGEREF _Toc23711 \h </w:instrText>
+            <w:instrText xml:space="preserve"> PAGEREF _Toc19272 \h </w:instrText>
           </w:r>
           <w:r>
             <w:fldChar w:fldCharType="separate"/>
@@ -2299,9 +2490,23 @@
         <w:p>
           <w:pPr>
             <w:pStyle w:val="14"/>
+            <w:keepNext w:val="0"/>
+            <w:keepLines w:val="0"/>
+            <w:pageBreakBefore w:val="0"/>
+            <w:widowControl w:val="0"/>
             <w:tabs>
               <w:tab w:val="right" w:leader="dot" w:pos="9256"/>
             </w:tabs>
+            <w:kinsoku w:val="0"/>
+            <w:wordWrap/>
+            <w:overflowPunct/>
+            <w:topLinePunct w:val="0"/>
+            <w:autoSpaceDE w:val="0"/>
+            <w:autoSpaceDN w:val="0"/>
+            <w:bidi w:val="0"/>
+            <w:adjustRightInd w:val="0"/>
+            <w:snapToGrid w:val="0"/>
+            <w:textAlignment w:val="baseline"/>
           </w:pPr>
           <w:r>
             <w:rPr>
@@ -2319,7 +2524,7 @@
               <w:spacing w:val="-19"/>
               <w:szCs w:val="28"/>
             </w:rPr>
-            <w:instrText xml:space="preserve"> HYPERLINK \l _Toc22125 </w:instrText>
+            <w:instrText xml:space="preserve"> HYPERLINK \l _Toc18643 </w:instrText>
           </w:r>
           <w:r>
             <w:rPr>
@@ -2334,7 +2539,7 @@
             <w:rPr>
               <w:rFonts w:hint="default"/>
             </w:rPr>
-            <w:t xml:space="preserve">5.1.2. </w:t>
+            <w:t xml:space="preserve">5.1.1. </w:t>
           </w:r>
           <w:r>
             <w:t>可用性设计</w:t>
@@ -2346,7 +2551,7 @@
             <w:fldChar w:fldCharType="begin"/>
           </w:r>
           <w:r>
-            <w:instrText xml:space="preserve"> PAGEREF _Toc22125 \h </w:instrText>
+            <w:instrText xml:space="preserve"> PAGEREF _Toc18643 \h </w:instrText>
           </w:r>
           <w:r>
             <w:fldChar w:fldCharType="separate"/>
@@ -2370,9 +2575,23 @@
         <w:p>
           <w:pPr>
             <w:pStyle w:val="14"/>
+            <w:keepNext w:val="0"/>
+            <w:keepLines w:val="0"/>
+            <w:pageBreakBefore w:val="0"/>
+            <w:widowControl w:val="0"/>
             <w:tabs>
               <w:tab w:val="right" w:leader="dot" w:pos="9256"/>
             </w:tabs>
+            <w:kinsoku w:val="0"/>
+            <w:wordWrap/>
+            <w:overflowPunct/>
+            <w:topLinePunct w:val="0"/>
+            <w:autoSpaceDE w:val="0"/>
+            <w:autoSpaceDN w:val="0"/>
+            <w:bidi w:val="0"/>
+            <w:adjustRightInd w:val="0"/>
+            <w:snapToGrid w:val="0"/>
+            <w:textAlignment w:val="baseline"/>
           </w:pPr>
           <w:r>
             <w:rPr>
@@ -2390,7 +2609,7 @@
               <w:spacing w:val="-19"/>
               <w:szCs w:val="28"/>
             </w:rPr>
-            <w:instrText xml:space="preserve"> HYPERLINK \l _Toc28356 </w:instrText>
+            <w:instrText xml:space="preserve"> HYPERLINK \l _Toc31040 </w:instrText>
           </w:r>
           <w:r>
             <w:rPr>
@@ -2405,7 +2624,7 @@
             <w:rPr>
               <w:rFonts w:hint="default"/>
             </w:rPr>
-            <w:t xml:space="preserve">5.1.3. </w:t>
+            <w:t xml:space="preserve">5.1.2. </w:t>
           </w:r>
           <w:r>
             <w:t>恢复方案设计</w:t>
@@ -2417,7 +2636,7 @@
             <w:fldChar w:fldCharType="begin"/>
           </w:r>
           <w:r>
-            <w:instrText xml:space="preserve"> PAGEREF _Toc28356 \h </w:instrText>
+            <w:instrText xml:space="preserve"> PAGEREF _Toc31040 \h </w:instrText>
           </w:r>
           <w:r>
             <w:fldChar w:fldCharType="separate"/>
@@ -2441,9 +2660,23 @@
         <w:p>
           <w:pPr>
             <w:pStyle w:val="14"/>
+            <w:keepNext w:val="0"/>
+            <w:keepLines w:val="0"/>
+            <w:pageBreakBefore w:val="0"/>
+            <w:widowControl w:val="0"/>
             <w:tabs>
               <w:tab w:val="right" w:leader="dot" w:pos="9256"/>
             </w:tabs>
+            <w:kinsoku w:val="0"/>
+            <w:wordWrap/>
+            <w:overflowPunct/>
+            <w:topLinePunct w:val="0"/>
+            <w:autoSpaceDE w:val="0"/>
+            <w:autoSpaceDN w:val="0"/>
+            <w:bidi w:val="0"/>
+            <w:adjustRightInd w:val="0"/>
+            <w:snapToGrid w:val="0"/>
+            <w:textAlignment w:val="baseline"/>
           </w:pPr>
           <w:r>
             <w:rPr>
@@ -2461,7 +2694,7 @@
               <w:spacing w:val="-19"/>
               <w:szCs w:val="28"/>
             </w:rPr>
-            <w:instrText xml:space="preserve"> HYPERLINK \l _Toc7976 </w:instrText>
+            <w:instrText xml:space="preserve"> HYPERLINK \l _Toc17468 </w:instrText>
           </w:r>
           <w:r>
             <w:rPr>
@@ -2476,7 +2709,7 @@
             <w:rPr>
               <w:rFonts w:hint="default"/>
             </w:rPr>
-            <w:t xml:space="preserve">5.1.4. </w:t>
+            <w:t xml:space="preserve">5.1.3. </w:t>
           </w:r>
           <w:r>
             <w:t>维护管理</w:t>
@@ -2488,7 +2721,7 @@
             <w:fldChar w:fldCharType="begin"/>
           </w:r>
           <w:r>
-            <w:instrText xml:space="preserve"> PAGEREF _Toc7976 \h </w:instrText>
+            <w:instrText xml:space="preserve"> PAGEREF _Toc17468 \h </w:instrText>
           </w:r>
           <w:r>
             <w:fldChar w:fldCharType="separate"/>
@@ -2512,9 +2745,23 @@
         <w:p>
           <w:pPr>
             <w:pStyle w:val="14"/>
+            <w:keepNext w:val="0"/>
+            <w:keepLines w:val="0"/>
+            <w:pageBreakBefore w:val="0"/>
+            <w:widowControl w:val="0"/>
             <w:tabs>
               <w:tab w:val="right" w:leader="dot" w:pos="9256"/>
             </w:tabs>
+            <w:kinsoku w:val="0"/>
+            <w:wordWrap/>
+            <w:overflowPunct/>
+            <w:topLinePunct w:val="0"/>
+            <w:autoSpaceDE w:val="0"/>
+            <w:autoSpaceDN w:val="0"/>
+            <w:bidi w:val="0"/>
+            <w:adjustRightInd w:val="0"/>
+            <w:snapToGrid w:val="0"/>
+            <w:textAlignment w:val="baseline"/>
           </w:pPr>
           <w:r>
             <w:rPr>
@@ -2532,7 +2779,7 @@
               <w:spacing w:val="-19"/>
               <w:szCs w:val="28"/>
             </w:rPr>
-            <w:instrText xml:space="preserve"> HYPERLINK \l _Toc16822 </w:instrText>
+            <w:instrText xml:space="preserve"> HYPERLINK \l _Toc2096 </w:instrText>
           </w:r>
           <w:r>
             <w:rPr>
@@ -2547,7 +2794,7 @@
             <w:rPr>
               <w:rFonts w:hint="default"/>
             </w:rPr>
-            <w:t xml:space="preserve">5.1.5. </w:t>
+            <w:t xml:space="preserve">5.1.4. </w:t>
           </w:r>
           <w:r>
             <w:t>制定《可用性计划》</w:t>
@@ -2559,7 +2806,7 @@
             <w:fldChar w:fldCharType="begin"/>
           </w:r>
           <w:r>
-            <w:instrText xml:space="preserve"> PAGEREF _Toc16822 \h </w:instrText>
+            <w:instrText xml:space="preserve"> PAGEREF _Toc2096 \h </w:instrText>
           </w:r>
           <w:r>
             <w:fldChar w:fldCharType="separate"/>
@@ -2583,9 +2830,23 @@
         <w:p>
           <w:pPr>
             <w:pStyle w:val="14"/>
+            <w:keepNext w:val="0"/>
+            <w:keepLines w:val="0"/>
+            <w:pageBreakBefore w:val="0"/>
+            <w:widowControl w:val="0"/>
             <w:tabs>
               <w:tab w:val="right" w:leader="dot" w:pos="9256"/>
             </w:tabs>
+            <w:kinsoku w:val="0"/>
+            <w:wordWrap/>
+            <w:overflowPunct/>
+            <w:topLinePunct w:val="0"/>
+            <w:autoSpaceDE w:val="0"/>
+            <w:autoSpaceDN w:val="0"/>
+            <w:bidi w:val="0"/>
+            <w:adjustRightInd w:val="0"/>
+            <w:snapToGrid w:val="0"/>
+            <w:textAlignment w:val="baseline"/>
           </w:pPr>
           <w:r>
             <w:rPr>
@@ -2603,7 +2864,7 @@
               <w:spacing w:val="-19"/>
               <w:szCs w:val="28"/>
             </w:rPr>
-            <w:instrText xml:space="preserve"> HYPERLINK \l _Toc7950 </w:instrText>
+            <w:instrText xml:space="preserve"> HYPERLINK \l _Toc24714 </w:instrText>
           </w:r>
           <w:r>
             <w:rPr>
@@ -2618,7 +2879,7 @@
             <w:rPr>
               <w:rFonts w:hint="default"/>
             </w:rPr>
-            <w:t xml:space="preserve">5.1.6. </w:t>
+            <w:t xml:space="preserve">5.1.5. </w:t>
           </w:r>
           <w:r>
             <w:t>监控、评价和报告</w:t>
@@ -2630,7 +2891,7 @@
             <w:fldChar w:fldCharType="begin"/>
           </w:r>
           <w:r>
-            <w:instrText xml:space="preserve"> PAGEREF _Toc7950 \h </w:instrText>
+            <w:instrText xml:space="preserve"> PAGEREF _Toc24714 \h </w:instrText>
           </w:r>
           <w:r>
             <w:fldChar w:fldCharType="separate"/>
@@ -2654,9 +2915,23 @@
         <w:p>
           <w:pPr>
             <w:pStyle w:val="18"/>
+            <w:keepNext w:val="0"/>
+            <w:keepLines w:val="0"/>
+            <w:pageBreakBefore w:val="0"/>
+            <w:widowControl w:val="0"/>
             <w:tabs>
               <w:tab w:val="right" w:leader="dot" w:pos="9256"/>
             </w:tabs>
+            <w:kinsoku w:val="0"/>
+            <w:wordWrap/>
+            <w:overflowPunct/>
+            <w:topLinePunct w:val="0"/>
+            <w:autoSpaceDE w:val="0"/>
+            <w:autoSpaceDN w:val="0"/>
+            <w:bidi w:val="0"/>
+            <w:adjustRightInd w:val="0"/>
+            <w:snapToGrid w:val="0"/>
+            <w:textAlignment w:val="baseline"/>
           </w:pPr>
           <w:r>
             <w:rPr>
@@ -2674,7 +2949,7 @@
               <w:spacing w:val="-19"/>
               <w:szCs w:val="28"/>
             </w:rPr>
-            <w:instrText xml:space="preserve"> HYPERLINK \l _Toc22386 </w:instrText>
+            <w:instrText xml:space="preserve"> HYPERLINK \l _Toc29189 </w:instrText>
           </w:r>
           <w:r>
             <w:rPr>
@@ -2706,7 +2981,7 @@
             <w:fldChar w:fldCharType="begin"/>
           </w:r>
           <w:r>
-            <w:instrText xml:space="preserve"> PAGEREF _Toc22386 \h </w:instrText>
+            <w:instrText xml:space="preserve"> PAGEREF _Toc29189 \h </w:instrText>
           </w:r>
           <w:r>
             <w:fldChar w:fldCharType="separate"/>
@@ -2730,9 +3005,23 @@
         <w:p>
           <w:pPr>
             <w:pStyle w:val="14"/>
+            <w:keepNext w:val="0"/>
+            <w:keepLines w:val="0"/>
+            <w:pageBreakBefore w:val="0"/>
+            <w:widowControl w:val="0"/>
             <w:tabs>
               <w:tab w:val="right" w:leader="dot" w:pos="9256"/>
             </w:tabs>
+            <w:kinsoku w:val="0"/>
+            <w:wordWrap/>
+            <w:overflowPunct/>
+            <w:topLinePunct w:val="0"/>
+            <w:autoSpaceDE w:val="0"/>
+            <w:autoSpaceDN w:val="0"/>
+            <w:bidi w:val="0"/>
+            <w:adjustRightInd w:val="0"/>
+            <w:snapToGrid w:val="0"/>
+            <w:textAlignment w:val="baseline"/>
           </w:pPr>
           <w:r>
             <w:rPr>
@@ -2750,7 +3039,7 @@
               <w:spacing w:val="-19"/>
               <w:szCs w:val="28"/>
             </w:rPr>
-            <w:instrText xml:space="preserve"> HYPERLINK \l _Toc7854 </w:instrText>
+            <w:instrText xml:space="preserve"> HYPERLINK \l _Toc6255 </w:instrText>
           </w:r>
           <w:r>
             <w:rPr>
@@ -2777,7 +3066,7 @@
             <w:fldChar w:fldCharType="begin"/>
           </w:r>
           <w:r>
-            <w:instrText xml:space="preserve"> PAGEREF _Toc7854 \h </w:instrText>
+            <w:instrText xml:space="preserve"> PAGEREF _Toc6255 \h </w:instrText>
           </w:r>
           <w:r>
             <w:fldChar w:fldCharType="separate"/>
@@ -2801,9 +3090,23 @@
         <w:p>
           <w:pPr>
             <w:pStyle w:val="14"/>
+            <w:keepNext w:val="0"/>
+            <w:keepLines w:val="0"/>
+            <w:pageBreakBefore w:val="0"/>
+            <w:widowControl w:val="0"/>
             <w:tabs>
               <w:tab w:val="right" w:leader="dot" w:pos="9256"/>
             </w:tabs>
+            <w:kinsoku w:val="0"/>
+            <w:wordWrap/>
+            <w:overflowPunct/>
+            <w:topLinePunct w:val="0"/>
+            <w:autoSpaceDE w:val="0"/>
+            <w:autoSpaceDN w:val="0"/>
+            <w:bidi w:val="0"/>
+            <w:adjustRightInd w:val="0"/>
+            <w:snapToGrid w:val="0"/>
+            <w:textAlignment w:val="baseline"/>
           </w:pPr>
           <w:r>
             <w:rPr>
@@ -2821,7 +3124,7 @@
               <w:spacing w:val="-19"/>
               <w:szCs w:val="28"/>
             </w:rPr>
-            <w:instrText xml:space="preserve"> HYPERLINK \l _Toc4781 </w:instrText>
+            <w:instrText xml:space="preserve"> HYPERLINK \l _Toc21847 </w:instrText>
           </w:r>
           <w:r>
             <w:rPr>
@@ -2848,7 +3151,7 @@
             <w:fldChar w:fldCharType="begin"/>
           </w:r>
           <w:r>
-            <w:instrText xml:space="preserve"> PAGEREF _Toc4781 \h </w:instrText>
+            <w:instrText xml:space="preserve"> PAGEREF _Toc21847 \h </w:instrText>
           </w:r>
           <w:r>
             <w:fldChar w:fldCharType="separate"/>
@@ -2872,9 +3175,23 @@
         <w:p>
           <w:pPr>
             <w:pStyle w:val="14"/>
+            <w:keepNext w:val="0"/>
+            <w:keepLines w:val="0"/>
+            <w:pageBreakBefore w:val="0"/>
+            <w:widowControl w:val="0"/>
             <w:tabs>
               <w:tab w:val="right" w:leader="dot" w:pos="9256"/>
             </w:tabs>
+            <w:kinsoku w:val="0"/>
+            <w:wordWrap/>
+            <w:overflowPunct/>
+            <w:topLinePunct w:val="0"/>
+            <w:autoSpaceDE w:val="0"/>
+            <w:autoSpaceDN w:val="0"/>
+            <w:bidi w:val="0"/>
+            <w:adjustRightInd w:val="0"/>
+            <w:snapToGrid w:val="0"/>
+            <w:textAlignment w:val="baseline"/>
           </w:pPr>
           <w:r>
             <w:rPr>
@@ -2892,7 +3209,7 @@
               <w:spacing w:val="-19"/>
               <w:szCs w:val="28"/>
             </w:rPr>
-            <w:instrText xml:space="preserve"> HYPERLINK \l _Toc18635 </w:instrText>
+            <w:instrText xml:space="preserve"> HYPERLINK \l _Toc3097 </w:instrText>
           </w:r>
           <w:r>
             <w:rPr>
@@ -2919,7 +3236,7 @@
             <w:fldChar w:fldCharType="begin"/>
           </w:r>
           <w:r>
-            <w:instrText xml:space="preserve"> PAGEREF _Toc18635 \h </w:instrText>
+            <w:instrText xml:space="preserve"> PAGEREF _Toc3097 \h </w:instrText>
           </w:r>
           <w:r>
             <w:fldChar w:fldCharType="separate"/>
@@ -2943,9 +3260,23 @@
         <w:p>
           <w:pPr>
             <w:pStyle w:val="14"/>
+            <w:keepNext w:val="0"/>
+            <w:keepLines w:val="0"/>
+            <w:pageBreakBefore w:val="0"/>
+            <w:widowControl w:val="0"/>
             <w:tabs>
               <w:tab w:val="right" w:leader="dot" w:pos="9256"/>
             </w:tabs>
+            <w:kinsoku w:val="0"/>
+            <w:wordWrap/>
+            <w:overflowPunct/>
+            <w:topLinePunct w:val="0"/>
+            <w:autoSpaceDE w:val="0"/>
+            <w:autoSpaceDN w:val="0"/>
+            <w:bidi w:val="0"/>
+            <w:adjustRightInd w:val="0"/>
+            <w:snapToGrid w:val="0"/>
+            <w:textAlignment w:val="baseline"/>
           </w:pPr>
           <w:r>
             <w:rPr>
@@ -2963,7 +3294,7 @@
               <w:spacing w:val="-19"/>
               <w:szCs w:val="28"/>
             </w:rPr>
-            <w:instrText xml:space="preserve"> HYPERLINK \l _Toc25235 </w:instrText>
+            <w:instrText xml:space="preserve"> HYPERLINK \l _Toc26000 </w:instrText>
           </w:r>
           <w:r>
             <w:rPr>
@@ -2990,7 +3321,7 @@
             <w:fldChar w:fldCharType="begin"/>
           </w:r>
           <w:r>
-            <w:instrText xml:space="preserve"> PAGEREF _Toc25235 \h </w:instrText>
+            <w:instrText xml:space="preserve"> PAGEREF _Toc26000 \h </w:instrText>
           </w:r>
           <w:r>
             <w:fldChar w:fldCharType="separate"/>
@@ -3014,9 +3345,23 @@
         <w:p>
           <w:pPr>
             <w:pStyle w:val="17"/>
+            <w:keepNext w:val="0"/>
+            <w:keepLines w:val="0"/>
+            <w:pageBreakBefore w:val="0"/>
+            <w:widowControl w:val="0"/>
             <w:tabs>
               <w:tab w:val="right" w:leader="dot" w:pos="9256"/>
             </w:tabs>
+            <w:kinsoku w:val="0"/>
+            <w:wordWrap/>
+            <w:overflowPunct/>
+            <w:topLinePunct w:val="0"/>
+            <w:autoSpaceDE w:val="0"/>
+            <w:autoSpaceDN w:val="0"/>
+            <w:bidi w:val="0"/>
+            <w:adjustRightInd w:val="0"/>
+            <w:snapToGrid w:val="0"/>
+            <w:textAlignment w:val="baseline"/>
           </w:pPr>
           <w:r>
             <w:rPr>
@@ -3034,7 +3379,7 @@
               <w:spacing w:val="-19"/>
               <w:szCs w:val="28"/>
             </w:rPr>
-            <w:instrText xml:space="preserve"> HYPERLINK \l _Toc18818 </w:instrText>
+            <w:instrText xml:space="preserve"> HYPERLINK \l _Toc19812 </w:instrText>
           </w:r>
           <w:r>
             <w:rPr>
@@ -3061,7 +3406,7 @@
             <w:fldChar w:fldCharType="begin"/>
           </w:r>
           <w:r>
-            <w:instrText xml:space="preserve"> PAGEREF _Toc18818 \h </w:instrText>
+            <w:instrText xml:space="preserve"> PAGEREF _Toc19812 \h </w:instrText>
           </w:r>
           <w:r>
             <w:fldChar w:fldCharType="separate"/>
@@ -3085,9 +3430,23 @@
         <w:p>
           <w:pPr>
             <w:pStyle w:val="18"/>
+            <w:keepNext w:val="0"/>
+            <w:keepLines w:val="0"/>
+            <w:pageBreakBefore w:val="0"/>
+            <w:widowControl w:val="0"/>
             <w:tabs>
               <w:tab w:val="right" w:leader="dot" w:pos="9256"/>
             </w:tabs>
+            <w:kinsoku w:val="0"/>
+            <w:wordWrap/>
+            <w:overflowPunct/>
+            <w:topLinePunct w:val="0"/>
+            <w:autoSpaceDE w:val="0"/>
+            <w:autoSpaceDN w:val="0"/>
+            <w:bidi w:val="0"/>
+            <w:adjustRightInd w:val="0"/>
+            <w:snapToGrid w:val="0"/>
+            <w:textAlignment w:val="baseline"/>
           </w:pPr>
           <w:r>
             <w:rPr>
@@ -3105,7 +3464,7 @@
               <w:spacing w:val="-19"/>
               <w:szCs w:val="28"/>
             </w:rPr>
-            <w:instrText xml:space="preserve"> HYPERLINK \l _Toc32204 </w:instrText>
+            <w:instrText xml:space="preserve"> HYPERLINK \l _Toc12523 </w:instrText>
           </w:r>
           <w:r>
             <w:rPr>
@@ -3132,7 +3491,7 @@
             <w:fldChar w:fldCharType="begin"/>
           </w:r>
           <w:r>
-            <w:instrText xml:space="preserve"> PAGEREF _Toc32204 \h </w:instrText>
+            <w:instrText xml:space="preserve"> PAGEREF _Toc12523 \h </w:instrText>
           </w:r>
           <w:r>
             <w:fldChar w:fldCharType="separate"/>
@@ -3156,9 +3515,23 @@
         <w:p>
           <w:pPr>
             <w:pStyle w:val="18"/>
+            <w:keepNext w:val="0"/>
+            <w:keepLines w:val="0"/>
+            <w:pageBreakBefore w:val="0"/>
+            <w:widowControl w:val="0"/>
             <w:tabs>
               <w:tab w:val="right" w:leader="dot" w:pos="9256"/>
             </w:tabs>
+            <w:kinsoku w:val="0"/>
+            <w:wordWrap/>
+            <w:overflowPunct/>
+            <w:topLinePunct w:val="0"/>
+            <w:autoSpaceDE w:val="0"/>
+            <w:autoSpaceDN w:val="0"/>
+            <w:bidi w:val="0"/>
+            <w:adjustRightInd w:val="0"/>
+            <w:snapToGrid w:val="0"/>
+            <w:textAlignment w:val="baseline"/>
           </w:pPr>
           <w:r>
             <w:rPr>
@@ -3176,7 +3549,7 @@
               <w:spacing w:val="-19"/>
               <w:szCs w:val="28"/>
             </w:rPr>
-            <w:instrText xml:space="preserve"> HYPERLINK \l _Toc21470 </w:instrText>
+            <w:instrText xml:space="preserve"> HYPERLINK \l _Toc3649 </w:instrText>
           </w:r>
           <w:r>
             <w:rPr>
@@ -3203,7 +3576,7 @@
             <w:fldChar w:fldCharType="begin"/>
           </w:r>
           <w:r>
-            <w:instrText xml:space="preserve"> PAGEREF _Toc21470 \h </w:instrText>
+            <w:instrText xml:space="preserve"> PAGEREF _Toc3649 \h </w:instrText>
           </w:r>
           <w:r>
             <w:fldChar w:fldCharType="separate"/>
@@ -3227,9 +3600,23 @@
         <w:p>
           <w:pPr>
             <w:pStyle w:val="18"/>
+            <w:keepNext w:val="0"/>
+            <w:keepLines w:val="0"/>
+            <w:pageBreakBefore w:val="0"/>
+            <w:widowControl w:val="0"/>
             <w:tabs>
               <w:tab w:val="right" w:leader="dot" w:pos="9256"/>
             </w:tabs>
+            <w:kinsoku w:val="0"/>
+            <w:wordWrap/>
+            <w:overflowPunct/>
+            <w:topLinePunct w:val="0"/>
+            <w:autoSpaceDE w:val="0"/>
+            <w:autoSpaceDN w:val="0"/>
+            <w:bidi w:val="0"/>
+            <w:adjustRightInd w:val="0"/>
+            <w:snapToGrid w:val="0"/>
+            <w:textAlignment w:val="baseline"/>
           </w:pPr>
           <w:r>
             <w:rPr>
@@ -3247,7 +3634,7 @@
               <w:spacing w:val="-19"/>
               <w:szCs w:val="28"/>
             </w:rPr>
-            <w:instrText xml:space="preserve"> HYPERLINK \l _Toc11850 </w:instrText>
+            <w:instrText xml:space="preserve"> HYPERLINK \l _Toc5036 </w:instrText>
           </w:r>
           <w:r>
             <w:rPr>
@@ -3274,7 +3661,7 @@
             <w:fldChar w:fldCharType="begin"/>
           </w:r>
           <w:r>
-            <w:instrText xml:space="preserve"> PAGEREF _Toc11850 \h </w:instrText>
+            <w:instrText xml:space="preserve"> PAGEREF _Toc5036 \h </w:instrText>
           </w:r>
           <w:r>
             <w:fldChar w:fldCharType="separate"/>
@@ -3298,9 +3685,23 @@
         <w:p>
           <w:pPr>
             <w:pStyle w:val="18"/>
+            <w:keepNext w:val="0"/>
+            <w:keepLines w:val="0"/>
+            <w:pageBreakBefore w:val="0"/>
+            <w:widowControl w:val="0"/>
             <w:tabs>
               <w:tab w:val="right" w:leader="dot" w:pos="9256"/>
             </w:tabs>
+            <w:kinsoku w:val="0"/>
+            <w:wordWrap/>
+            <w:overflowPunct/>
+            <w:topLinePunct w:val="0"/>
+            <w:autoSpaceDE w:val="0"/>
+            <w:autoSpaceDN w:val="0"/>
+            <w:bidi w:val="0"/>
+            <w:adjustRightInd w:val="0"/>
+            <w:snapToGrid w:val="0"/>
+            <w:textAlignment w:val="baseline"/>
           </w:pPr>
           <w:r>
             <w:rPr>
@@ -3318,7 +3719,7 @@
               <w:spacing w:val="-19"/>
               <w:szCs w:val="28"/>
             </w:rPr>
-            <w:instrText xml:space="preserve"> HYPERLINK \l _Toc10441 </w:instrText>
+            <w:instrText xml:space="preserve"> HYPERLINK \l _Toc19349 </w:instrText>
           </w:r>
           <w:r>
             <w:rPr>
@@ -3345,7 +3746,7 @@
             <w:fldChar w:fldCharType="begin"/>
           </w:r>
           <w:r>
-            <w:instrText xml:space="preserve"> PAGEREF _Toc10441 \h </w:instrText>
+            <w:instrText xml:space="preserve"> PAGEREF _Toc19349 \h </w:instrText>
           </w:r>
           <w:r>
             <w:fldChar w:fldCharType="separate"/>
@@ -3369,9 +3770,23 @@
         <w:p>
           <w:pPr>
             <w:pStyle w:val="17"/>
+            <w:keepNext w:val="0"/>
+            <w:keepLines w:val="0"/>
+            <w:pageBreakBefore w:val="0"/>
+            <w:widowControl w:val="0"/>
             <w:tabs>
               <w:tab w:val="right" w:leader="dot" w:pos="9256"/>
             </w:tabs>
+            <w:kinsoku w:val="0"/>
+            <w:wordWrap/>
+            <w:overflowPunct/>
+            <w:topLinePunct w:val="0"/>
+            <w:autoSpaceDE w:val="0"/>
+            <w:autoSpaceDN w:val="0"/>
+            <w:bidi w:val="0"/>
+            <w:adjustRightInd w:val="0"/>
+            <w:snapToGrid w:val="0"/>
+            <w:textAlignment w:val="baseline"/>
           </w:pPr>
           <w:r>
             <w:rPr>
@@ -3389,7 +3804,7 @@
               <w:spacing w:val="-19"/>
               <w:szCs w:val="28"/>
             </w:rPr>
-            <w:instrText xml:space="preserve"> HYPERLINK \l _Toc31987 </w:instrText>
+            <w:instrText xml:space="preserve"> HYPERLINK \l _Toc10769 </w:instrText>
           </w:r>
           <w:r>
             <w:rPr>
@@ -3414,7 +3829,7 @@
             <w:fldChar w:fldCharType="begin"/>
           </w:r>
           <w:r>
-            <w:instrText xml:space="preserve"> PAGEREF _Toc31987 \h </w:instrText>
+            <w:instrText xml:space="preserve"> PAGEREF _Toc10769 \h </w:instrText>
           </w:r>
           <w:r>
             <w:fldChar w:fldCharType="separate"/>
@@ -3438,9 +3853,23 @@
         <w:p>
           <w:pPr>
             <w:pStyle w:val="17"/>
+            <w:keepNext w:val="0"/>
+            <w:keepLines w:val="0"/>
+            <w:pageBreakBefore w:val="0"/>
+            <w:widowControl w:val="0"/>
             <w:tabs>
               <w:tab w:val="right" w:leader="dot" w:pos="9256"/>
             </w:tabs>
+            <w:kinsoku w:val="0"/>
+            <w:wordWrap/>
+            <w:overflowPunct/>
+            <w:topLinePunct w:val="0"/>
+            <w:autoSpaceDE w:val="0"/>
+            <w:autoSpaceDN w:val="0"/>
+            <w:bidi w:val="0"/>
+            <w:adjustRightInd w:val="0"/>
+            <w:snapToGrid w:val="0"/>
+            <w:textAlignment w:val="baseline"/>
           </w:pPr>
           <w:r>
             <w:rPr>
@@ -3458,7 +3887,7 @@
               <w:spacing w:val="-19"/>
               <w:szCs w:val="28"/>
             </w:rPr>
-            <w:instrText xml:space="preserve"> HYPERLINK \l _Toc21174 </w:instrText>
+            <w:instrText xml:space="preserve"> HYPERLINK \l _Toc8164 </w:instrText>
           </w:r>
           <w:r>
             <w:rPr>
@@ -3485,7 +3914,7 @@
             <w:fldChar w:fldCharType="begin"/>
           </w:r>
           <w:r>
-            <w:instrText xml:space="preserve"> PAGEREF _Toc21174 \h </w:instrText>
+            <w:instrText xml:space="preserve"> PAGEREF _Toc8164 \h </w:instrText>
           </w:r>
           <w:r>
             <w:fldChar w:fldCharType="separate"/>
@@ -3509,9 +3938,23 @@
         <w:p>
           <w:pPr>
             <w:pStyle w:val="17"/>
+            <w:keepNext w:val="0"/>
+            <w:keepLines w:val="0"/>
+            <w:pageBreakBefore w:val="0"/>
+            <w:widowControl w:val="0"/>
             <w:tabs>
               <w:tab w:val="right" w:leader="dot" w:pos="9256"/>
             </w:tabs>
+            <w:kinsoku w:val="0"/>
+            <w:wordWrap/>
+            <w:overflowPunct/>
+            <w:topLinePunct w:val="0"/>
+            <w:autoSpaceDE w:val="0"/>
+            <w:autoSpaceDN w:val="0"/>
+            <w:bidi w:val="0"/>
+            <w:adjustRightInd w:val="0"/>
+            <w:snapToGrid w:val="0"/>
+            <w:textAlignment w:val="baseline"/>
           </w:pPr>
           <w:r>
             <w:rPr>
@@ -3529,7 +3972,7 @@
               <w:spacing w:val="-19"/>
               <w:szCs w:val="28"/>
             </w:rPr>
-            <w:instrText xml:space="preserve"> HYPERLINK \l _Toc17182 </w:instrText>
+            <w:instrText xml:space="preserve"> HYPERLINK \l _Toc24262 </w:instrText>
           </w:r>
           <w:r>
             <w:rPr>
@@ -3556,7 +3999,7 @@
             <w:fldChar w:fldCharType="begin"/>
           </w:r>
           <w:r>
-            <w:instrText xml:space="preserve"> PAGEREF _Toc17182 \h </w:instrText>
+            <w:instrText xml:space="preserve"> PAGEREF _Toc24262 \h </w:instrText>
           </w:r>
           <w:r>
             <w:fldChar w:fldCharType="separate"/>
@@ -3609,10 +4052,23 @@
             </w:rPr>
             <w:fldChar w:fldCharType="end"/>
           </w:r>
-          <w:bookmarkStart w:id="3" w:name="_Toc107"/>
         </w:p>
         <w:p>
           <w:pPr>
+            <w:keepNext w:val="0"/>
+            <w:keepLines w:val="0"/>
+            <w:pageBreakBefore w:val="0"/>
+            <w:widowControl w:val="0"/>
+            <w:kinsoku w:val="0"/>
+            <w:wordWrap/>
+            <w:overflowPunct/>
+            <w:topLinePunct w:val="0"/>
+            <w:autoSpaceDE w:val="0"/>
+            <w:autoSpaceDN w:val="0"/>
+            <w:bidi w:val="0"/>
+            <w:adjustRightInd w:val="0"/>
+            <w:snapToGrid w:val="0"/>
+            <w:textAlignment w:val="baseline"/>
             <w:rPr>
               <w:rFonts w:ascii="Times New Roman" w:hAnsi="Times New Roman" w:eastAsia="Times New Roman" w:cs="Times New Roman"/>
               <w:bCs/>
@@ -3647,8 +4103,6 @@
             <w:snapToGrid w:val="0"/>
             <w:textAlignment w:val="baseline"/>
           </w:pPr>
-          <w:bookmarkStart w:id="77" w:name="_GoBack"/>
-          <w:bookmarkEnd w:id="77"/>
         </w:p>
       </w:sdtContent>
     </w:sdt>
@@ -3670,6 +4124,7 @@
         <w:snapToGrid w:val="0"/>
         <w:textAlignment w:val="baseline"/>
       </w:pPr>
+      <w:bookmarkStart w:id="3" w:name="_Toc26713"/>
       <w:r>
         <w:t>目的</w:t>
       </w:r>
@@ -3692,8 +4147,14 @@
         <w:adjustRightInd w:val="0"/>
         <w:snapToGrid w:val="0"/>
         <w:textAlignment w:val="baseline"/>
-      </w:pPr>
-      <w:r>
+        <w:rPr>
+          <w:rFonts w:hint="eastAsia" w:ascii="宋体" w:hAnsi="宋体" w:eastAsia="宋体" w:cs="宋体"/>
+        </w:rPr>
+      </w:pPr>
+      <w:r>
+        <w:rPr>
+          <w:rFonts w:hint="eastAsia" w:ascii="宋体" w:hAnsi="宋体" w:eastAsia="宋体" w:cs="宋体"/>
+        </w:rPr>
         <w:t>为确保公司核心IT服务在面临各种中断性事件（如硬件故障、自然灾害、网络攻击、人为错误等）时，能够保持预定的可用性水平，并能够快速、有效地恢复，最大限度地减少对业务运营的影响和损失，特制定本制度。</w:t>
       </w:r>
     </w:p>
@@ -3719,7 +4180,7 @@
       <w:bookmarkEnd w:id="4"/>
       <w:bookmarkStart w:id="5" w:name="bookmark4"/>
       <w:bookmarkEnd w:id="5"/>
-      <w:bookmarkStart w:id="6" w:name="_Toc1735"/>
+      <w:bookmarkStart w:id="6" w:name="_Toc22144"/>
       <w:r>
         <w:t>范围</w:t>
       </w:r>
@@ -3905,11 +4366,11 @@
         <w:snapToGrid w:val="0"/>
         <w:textAlignment w:val="baseline"/>
       </w:pPr>
-      <w:bookmarkStart w:id="7" w:name="bookmark6"/>
+      <w:bookmarkStart w:id="7" w:name="bookmark7"/>
       <w:bookmarkEnd w:id="7"/>
-      <w:bookmarkStart w:id="8" w:name="bookmark7"/>
+      <w:bookmarkStart w:id="8" w:name="bookmark6"/>
       <w:bookmarkEnd w:id="8"/>
-      <w:bookmarkStart w:id="9" w:name="_Toc16040"/>
+      <w:bookmarkStart w:id="9" w:name="_Toc22663"/>
       <w:r>
         <w:t>定义</w:t>
       </w:r>
@@ -3986,244 +4447,251 @@
         <w:textAlignment w:val="baseline"/>
       </w:pPr>
       <w:r>
-        <w:t>用相对数来表示，如平均可用性级别最低为99%;</w:t>
-      </w:r>
-    </w:p>
-    <w:p>
-      <w:pPr>
-        <w:pStyle w:val="43"/>
-        <w:keepNext w:val="0"/>
-        <w:keepLines w:val="0"/>
-        <w:pageBreakBefore w:val="0"/>
-        <w:widowControl w:val="0"/>
-        <w:numPr>
-          <w:ilvl w:val="0"/>
-          <w:numId w:val="3"/>
-        </w:numPr>
-        <w:kinsoku w:val="0"/>
-        <w:wordWrap/>
-        <w:overflowPunct/>
-        <w:topLinePunct w:val="0"/>
-        <w:autoSpaceDE w:val="0"/>
-        <w:autoSpaceDN w:val="0"/>
-        <w:bidi w:val="0"/>
-        <w:adjustRightInd w:val="0"/>
-        <w:snapToGrid w:val="0"/>
-        <w:textAlignment w:val="baseline"/>
-      </w:pPr>
-      <w:r>
-        <w:t>两者的结合，如在开发时间内平均可用性级别为99％。</w:t>
-      </w:r>
-    </w:p>
-    <w:p>
-      <w:pPr>
-        <w:pStyle w:val="31"/>
-        <w:keepNext w:val="0"/>
-        <w:keepLines w:val="0"/>
-        <w:pageBreakBefore w:val="0"/>
-        <w:widowControl w:val="0"/>
-        <w:kinsoku w:val="0"/>
-        <w:wordWrap/>
-        <w:overflowPunct/>
-        <w:topLinePunct w:val="0"/>
-        <w:autoSpaceDE w:val="0"/>
-        <w:autoSpaceDN w:val="0"/>
-        <w:bidi w:val="0"/>
-        <w:adjustRightInd w:val="0"/>
-        <w:snapToGrid w:val="0"/>
-        <w:textAlignment w:val="baseline"/>
-      </w:pPr>
-      <w:r>
-        <w:t>决定因素：</w:t>
-      </w:r>
-    </w:p>
-    <w:p>
-      <w:pPr>
-        <w:pStyle w:val="43"/>
-        <w:keepNext w:val="0"/>
-        <w:keepLines w:val="0"/>
-        <w:pageBreakBefore w:val="0"/>
-        <w:widowControl w:val="0"/>
-        <w:numPr>
-          <w:ilvl w:val="0"/>
-          <w:numId w:val="4"/>
-        </w:numPr>
-        <w:kinsoku w:val="0"/>
-        <w:wordWrap/>
-        <w:overflowPunct/>
-        <w:topLinePunct w:val="0"/>
-        <w:autoSpaceDE w:val="0"/>
-        <w:autoSpaceDN w:val="0"/>
-        <w:bidi w:val="0"/>
-        <w:adjustRightInd w:val="0"/>
-        <w:snapToGrid w:val="0"/>
-        <w:ind w:left="425" w:leftChars="0" w:hanging="425" w:firstLineChars="0"/>
-        <w:textAlignment w:val="baseline"/>
-      </w:pPr>
-      <w:r>
-        <w:t>IT基础架构的复杂程度；</w:t>
-      </w:r>
-    </w:p>
-    <w:p>
-      <w:pPr>
-        <w:pStyle w:val="43"/>
-        <w:keepNext w:val="0"/>
-        <w:keepLines w:val="0"/>
-        <w:pageBreakBefore w:val="0"/>
-        <w:widowControl w:val="0"/>
-        <w:numPr>
-          <w:ilvl w:val="0"/>
-          <w:numId w:val="4"/>
-        </w:numPr>
-        <w:kinsoku w:val="0"/>
-        <w:wordWrap/>
-        <w:overflowPunct/>
-        <w:topLinePunct w:val="0"/>
-        <w:autoSpaceDE w:val="0"/>
-        <w:autoSpaceDN w:val="0"/>
-        <w:bidi w:val="0"/>
-        <w:adjustRightInd w:val="0"/>
-        <w:snapToGrid w:val="0"/>
-        <w:ind w:left="425" w:leftChars="0" w:hanging="425" w:firstLineChars="0"/>
-        <w:textAlignment w:val="baseline"/>
-      </w:pPr>
-      <w:r>
-        <w:t>快捷有效地对故障作出反应的能力；</w:t>
-      </w:r>
-    </w:p>
-    <w:p>
-      <w:pPr>
-        <w:pStyle w:val="43"/>
-        <w:keepNext w:val="0"/>
-        <w:keepLines w:val="0"/>
-        <w:pageBreakBefore w:val="0"/>
-        <w:widowControl w:val="0"/>
-        <w:numPr>
-          <w:ilvl w:val="0"/>
-          <w:numId w:val="4"/>
-        </w:numPr>
-        <w:kinsoku w:val="0"/>
-        <w:wordWrap/>
-        <w:overflowPunct/>
-        <w:topLinePunct w:val="0"/>
-        <w:autoSpaceDE w:val="0"/>
-        <w:autoSpaceDN w:val="0"/>
-        <w:bidi w:val="0"/>
-        <w:adjustRightInd w:val="0"/>
-        <w:snapToGrid w:val="0"/>
-        <w:ind w:left="425" w:leftChars="0" w:hanging="425" w:firstLineChars="0"/>
-        <w:textAlignment w:val="baseline"/>
-      </w:pPr>
-      <w:r>
-        <w:t>组件的可靠性；</w:t>
-      </w:r>
-    </w:p>
-    <w:p>
-      <w:pPr>
-        <w:pStyle w:val="43"/>
-        <w:keepNext w:val="0"/>
-        <w:keepLines w:val="0"/>
-        <w:pageBreakBefore w:val="0"/>
-        <w:widowControl w:val="0"/>
-        <w:numPr>
-          <w:ilvl w:val="0"/>
-          <w:numId w:val="4"/>
-        </w:numPr>
-        <w:kinsoku w:val="0"/>
-        <w:wordWrap/>
-        <w:overflowPunct/>
-        <w:topLinePunct w:val="0"/>
-        <w:autoSpaceDE w:val="0"/>
-        <w:autoSpaceDN w:val="0"/>
-        <w:bidi w:val="0"/>
-        <w:adjustRightInd w:val="0"/>
-        <w:snapToGrid w:val="0"/>
-        <w:ind w:left="425" w:leftChars="0" w:hanging="425" w:firstLineChars="0"/>
-        <w:textAlignment w:val="baseline"/>
-      </w:pPr>
-      <w:r>
-        <w:t>运营级管理流程的质量和范围；</w:t>
-      </w:r>
-    </w:p>
-    <w:p>
-      <w:pPr>
-        <w:pStyle w:val="43"/>
-        <w:keepNext w:val="0"/>
-        <w:keepLines w:val="0"/>
-        <w:pageBreakBefore w:val="0"/>
-        <w:widowControl w:val="0"/>
-        <w:numPr>
-          <w:ilvl w:val="0"/>
-          <w:numId w:val="4"/>
-        </w:numPr>
-        <w:kinsoku w:val="0"/>
-        <w:wordWrap/>
-        <w:overflowPunct/>
-        <w:topLinePunct w:val="0"/>
-        <w:autoSpaceDE w:val="0"/>
-        <w:autoSpaceDN w:val="0"/>
-        <w:bidi w:val="0"/>
-        <w:adjustRightInd w:val="0"/>
-        <w:snapToGrid w:val="0"/>
-        <w:ind w:left="425" w:leftChars="0" w:hanging="425" w:firstLineChars="0"/>
-        <w:textAlignment w:val="baseline"/>
-      </w:pPr>
-      <w:r>
-        <w:t>由支持部门和供应商提供的维护的质量；</w:t>
-      </w:r>
-    </w:p>
-    <w:p>
-      <w:pPr>
-        <w:pStyle w:val="43"/>
-        <w:keepNext w:val="0"/>
-        <w:keepLines w:val="0"/>
-        <w:pageBreakBefore w:val="0"/>
-        <w:widowControl w:val="0"/>
-        <w:numPr>
-          <w:ilvl w:val="0"/>
-          <w:numId w:val="4"/>
-        </w:numPr>
-        <w:kinsoku w:val="0"/>
-        <w:wordWrap/>
-        <w:overflowPunct/>
-        <w:topLinePunct w:val="0"/>
-        <w:autoSpaceDE w:val="0"/>
-        <w:autoSpaceDN w:val="0"/>
-        <w:bidi w:val="0"/>
-        <w:adjustRightInd w:val="0"/>
-        <w:snapToGrid w:val="0"/>
-        <w:ind w:left="425" w:leftChars="0" w:hanging="425" w:firstLineChars="0"/>
-        <w:textAlignment w:val="baseline"/>
-      </w:pPr>
-      <w:r>
-        <w:t>IT 基础架构的弹性。</w:t>
-      </w:r>
-    </w:p>
-    <w:p>
-      <w:pPr>
-        <w:pStyle w:val="31"/>
-        <w:keepNext w:val="0"/>
-        <w:keepLines w:val="0"/>
-        <w:pageBreakBefore w:val="0"/>
-        <w:widowControl w:val="0"/>
-        <w:kinsoku w:val="0"/>
-        <w:wordWrap/>
-        <w:overflowPunct/>
-        <w:topLinePunct w:val="0"/>
-        <w:autoSpaceDE w:val="0"/>
-        <w:autoSpaceDN w:val="0"/>
-        <w:bidi w:val="0"/>
-        <w:adjustRightInd w:val="0"/>
-        <w:snapToGrid w:val="0"/>
-        <w:textAlignment w:val="baseline"/>
+        <w:t>用相对数来表示，如平均可用性级别最低为99%</w:t>
+      </w:r>
+      <w:r>
         <w:rPr>
           <w:rFonts w:hint="eastAsia"/>
           <w:lang w:eastAsia="zh-CN"/>
         </w:rPr>
-      </w:pPr>
-      <w:bookmarkStart w:id="10" w:name="bookmark8"/>
+        <w:t>；</w:t>
+      </w:r>
+    </w:p>
+    <w:p>
+      <w:pPr>
+        <w:pStyle w:val="43"/>
+        <w:keepNext w:val="0"/>
+        <w:keepLines w:val="0"/>
+        <w:pageBreakBefore w:val="0"/>
+        <w:widowControl w:val="0"/>
+        <w:numPr>
+          <w:ilvl w:val="0"/>
+          <w:numId w:val="3"/>
+        </w:numPr>
+        <w:kinsoku w:val="0"/>
+        <w:wordWrap/>
+        <w:overflowPunct/>
+        <w:topLinePunct w:val="0"/>
+        <w:autoSpaceDE w:val="0"/>
+        <w:autoSpaceDN w:val="0"/>
+        <w:bidi w:val="0"/>
+        <w:adjustRightInd w:val="0"/>
+        <w:snapToGrid w:val="0"/>
+        <w:textAlignment w:val="baseline"/>
+      </w:pPr>
+      <w:r>
+        <w:t>两者的结合，如在开发时间内平均可用性级别为99％。</w:t>
+      </w:r>
+    </w:p>
+    <w:p>
+      <w:pPr>
+        <w:pStyle w:val="31"/>
+        <w:keepNext w:val="0"/>
+        <w:keepLines w:val="0"/>
+        <w:pageBreakBefore w:val="0"/>
+        <w:widowControl w:val="0"/>
+        <w:kinsoku w:val="0"/>
+        <w:wordWrap/>
+        <w:overflowPunct/>
+        <w:topLinePunct w:val="0"/>
+        <w:autoSpaceDE w:val="0"/>
+        <w:autoSpaceDN w:val="0"/>
+        <w:bidi w:val="0"/>
+        <w:adjustRightInd w:val="0"/>
+        <w:snapToGrid w:val="0"/>
+        <w:textAlignment w:val="baseline"/>
+      </w:pPr>
+      <w:r>
+        <w:t>决定因素：</w:t>
+      </w:r>
+    </w:p>
+    <w:p>
+      <w:pPr>
+        <w:pStyle w:val="43"/>
+        <w:keepNext w:val="0"/>
+        <w:keepLines w:val="0"/>
+        <w:pageBreakBefore w:val="0"/>
+        <w:widowControl w:val="0"/>
+        <w:numPr>
+          <w:ilvl w:val="0"/>
+          <w:numId w:val="4"/>
+        </w:numPr>
+        <w:kinsoku w:val="0"/>
+        <w:wordWrap/>
+        <w:overflowPunct/>
+        <w:topLinePunct w:val="0"/>
+        <w:autoSpaceDE w:val="0"/>
+        <w:autoSpaceDN w:val="0"/>
+        <w:bidi w:val="0"/>
+        <w:adjustRightInd w:val="0"/>
+        <w:snapToGrid w:val="0"/>
+        <w:ind w:left="425" w:leftChars="0" w:hanging="425" w:firstLineChars="0"/>
+        <w:textAlignment w:val="baseline"/>
+      </w:pPr>
+      <w:r>
+        <w:t>IT基础架构的复杂程度；</w:t>
+      </w:r>
+    </w:p>
+    <w:p>
+      <w:pPr>
+        <w:pStyle w:val="43"/>
+        <w:keepNext w:val="0"/>
+        <w:keepLines w:val="0"/>
+        <w:pageBreakBefore w:val="0"/>
+        <w:widowControl w:val="0"/>
+        <w:numPr>
+          <w:ilvl w:val="0"/>
+          <w:numId w:val="4"/>
+        </w:numPr>
+        <w:kinsoku w:val="0"/>
+        <w:wordWrap/>
+        <w:overflowPunct/>
+        <w:topLinePunct w:val="0"/>
+        <w:autoSpaceDE w:val="0"/>
+        <w:autoSpaceDN w:val="0"/>
+        <w:bidi w:val="0"/>
+        <w:adjustRightInd w:val="0"/>
+        <w:snapToGrid w:val="0"/>
+        <w:ind w:left="425" w:leftChars="0" w:hanging="425" w:firstLineChars="0"/>
+        <w:textAlignment w:val="baseline"/>
+      </w:pPr>
+      <w:r>
+        <w:t>快捷有效地对故障作出反应的能力；</w:t>
+      </w:r>
+    </w:p>
+    <w:p>
+      <w:pPr>
+        <w:pStyle w:val="43"/>
+        <w:keepNext w:val="0"/>
+        <w:keepLines w:val="0"/>
+        <w:pageBreakBefore w:val="0"/>
+        <w:widowControl w:val="0"/>
+        <w:numPr>
+          <w:ilvl w:val="0"/>
+          <w:numId w:val="4"/>
+        </w:numPr>
+        <w:kinsoku w:val="0"/>
+        <w:wordWrap/>
+        <w:overflowPunct/>
+        <w:topLinePunct w:val="0"/>
+        <w:autoSpaceDE w:val="0"/>
+        <w:autoSpaceDN w:val="0"/>
+        <w:bidi w:val="0"/>
+        <w:adjustRightInd w:val="0"/>
+        <w:snapToGrid w:val="0"/>
+        <w:ind w:left="425" w:leftChars="0" w:hanging="425" w:firstLineChars="0"/>
+        <w:textAlignment w:val="baseline"/>
+      </w:pPr>
+      <w:r>
+        <w:t>组件的可靠性；</w:t>
+      </w:r>
+    </w:p>
+    <w:p>
+      <w:pPr>
+        <w:pStyle w:val="43"/>
+        <w:keepNext w:val="0"/>
+        <w:keepLines w:val="0"/>
+        <w:pageBreakBefore w:val="0"/>
+        <w:widowControl w:val="0"/>
+        <w:numPr>
+          <w:ilvl w:val="0"/>
+          <w:numId w:val="4"/>
+        </w:numPr>
+        <w:kinsoku w:val="0"/>
+        <w:wordWrap/>
+        <w:overflowPunct/>
+        <w:topLinePunct w:val="0"/>
+        <w:autoSpaceDE w:val="0"/>
+        <w:autoSpaceDN w:val="0"/>
+        <w:bidi w:val="0"/>
+        <w:adjustRightInd w:val="0"/>
+        <w:snapToGrid w:val="0"/>
+        <w:ind w:left="425" w:leftChars="0" w:hanging="425" w:firstLineChars="0"/>
+        <w:textAlignment w:val="baseline"/>
+      </w:pPr>
+      <w:r>
+        <w:t>运营级管理流程的质量和范围；</w:t>
+      </w:r>
+    </w:p>
+    <w:p>
+      <w:pPr>
+        <w:pStyle w:val="43"/>
+        <w:keepNext w:val="0"/>
+        <w:keepLines w:val="0"/>
+        <w:pageBreakBefore w:val="0"/>
+        <w:widowControl w:val="0"/>
+        <w:numPr>
+          <w:ilvl w:val="0"/>
+          <w:numId w:val="4"/>
+        </w:numPr>
+        <w:kinsoku w:val="0"/>
+        <w:wordWrap/>
+        <w:overflowPunct/>
+        <w:topLinePunct w:val="0"/>
+        <w:autoSpaceDE w:val="0"/>
+        <w:autoSpaceDN w:val="0"/>
+        <w:bidi w:val="0"/>
+        <w:adjustRightInd w:val="0"/>
+        <w:snapToGrid w:val="0"/>
+        <w:ind w:left="425" w:leftChars="0" w:hanging="425" w:firstLineChars="0"/>
+        <w:textAlignment w:val="baseline"/>
+      </w:pPr>
+      <w:r>
+        <w:t>由支持部门和供应商提供的维护的质量；</w:t>
+      </w:r>
+    </w:p>
+    <w:p>
+      <w:pPr>
+        <w:pStyle w:val="43"/>
+        <w:keepNext w:val="0"/>
+        <w:keepLines w:val="0"/>
+        <w:pageBreakBefore w:val="0"/>
+        <w:widowControl w:val="0"/>
+        <w:numPr>
+          <w:ilvl w:val="0"/>
+          <w:numId w:val="4"/>
+        </w:numPr>
+        <w:kinsoku w:val="0"/>
+        <w:wordWrap/>
+        <w:overflowPunct/>
+        <w:topLinePunct w:val="0"/>
+        <w:autoSpaceDE w:val="0"/>
+        <w:autoSpaceDN w:val="0"/>
+        <w:bidi w:val="0"/>
+        <w:adjustRightInd w:val="0"/>
+        <w:snapToGrid w:val="0"/>
+        <w:ind w:left="425" w:leftChars="0" w:hanging="425" w:firstLineChars="0"/>
+        <w:textAlignment w:val="baseline"/>
+      </w:pPr>
+      <w:r>
+        <w:t>IT基础架构的弹性。</w:t>
+      </w:r>
+    </w:p>
+    <w:p>
+      <w:pPr>
+        <w:pStyle w:val="31"/>
+        <w:keepNext w:val="0"/>
+        <w:keepLines w:val="0"/>
+        <w:pageBreakBefore w:val="0"/>
+        <w:widowControl w:val="0"/>
+        <w:kinsoku w:val="0"/>
+        <w:wordWrap/>
+        <w:overflowPunct/>
+        <w:topLinePunct w:val="0"/>
+        <w:autoSpaceDE w:val="0"/>
+        <w:autoSpaceDN w:val="0"/>
+        <w:bidi w:val="0"/>
+        <w:adjustRightInd w:val="0"/>
+        <w:snapToGrid w:val="0"/>
+        <w:textAlignment w:val="baseline"/>
+        <w:rPr>
+          <w:rFonts w:hint="eastAsia"/>
+          <w:lang w:eastAsia="zh-CN"/>
+        </w:rPr>
+      </w:pPr>
+      <w:bookmarkStart w:id="10" w:name="bookmark9"/>
       <w:bookmarkEnd w:id="10"/>
-      <w:bookmarkStart w:id="11" w:name="bookmark9"/>
+      <w:bookmarkStart w:id="11" w:name="bookmark8"/>
       <w:bookmarkEnd w:id="11"/>
       <w:r>
         <w:t>业务连续性</w:t>
@@ -4264,7 +4732,7 @@
         <w:snapToGrid w:val="0"/>
         <w:textAlignment w:val="baseline"/>
       </w:pPr>
-      <w:bookmarkStart w:id="12" w:name="_Toc12309"/>
+      <w:bookmarkStart w:id="12" w:name="_Toc10416"/>
       <w:r>
         <w:t>职责</w:t>
       </w:r>
@@ -4288,7 +4756,7 @@
         <w:snapToGrid w:val="0"/>
         <w:textAlignment w:val="baseline"/>
       </w:pPr>
-      <w:bookmarkStart w:id="13" w:name="_Toc25297"/>
+      <w:bookmarkStart w:id="13" w:name="_Toc17001"/>
       <w:r>
         <w:t>运维部</w:t>
       </w:r>
@@ -4464,11 +4932,11 @@
         <w:snapToGrid w:val="0"/>
         <w:textAlignment w:val="baseline"/>
       </w:pPr>
-      <w:bookmarkStart w:id="14" w:name="bookmark11"/>
+      <w:bookmarkStart w:id="14" w:name="bookmark10"/>
       <w:bookmarkEnd w:id="14"/>
-      <w:bookmarkStart w:id="15" w:name="bookmark10"/>
+      <w:bookmarkStart w:id="15" w:name="bookmark11"/>
       <w:bookmarkEnd w:id="15"/>
-      <w:bookmarkStart w:id="16" w:name="_Toc32515"/>
+      <w:bookmarkStart w:id="16" w:name="_Toc28623"/>
       <w:r>
         <w:t>流程</w:t>
       </w:r>
@@ -4496,7 +4964,7 @@
           <w:lang w:val="en-US" w:eastAsia="zh-CN"/>
         </w:rPr>
       </w:pPr>
-      <w:bookmarkStart w:id="17" w:name="_Toc28909"/>
+      <w:bookmarkStart w:id="17" w:name="_Toc27734"/>
       <w:r>
         <w:rPr>
           <w:rFonts w:hint="eastAsia"/>
@@ -4546,15 +5014,15 @@
         <w:snapToGrid w:val="0"/>
         <w:textAlignment w:val="baseline"/>
       </w:pPr>
-      <w:bookmarkStart w:id="18" w:name="bookmark12"/>
+      <w:bookmarkStart w:id="18" w:name="bookmark14"/>
       <w:bookmarkEnd w:id="18"/>
-      <w:bookmarkStart w:id="19" w:name="bookmark13"/>
+      <w:bookmarkStart w:id="19" w:name="bookmark15"/>
       <w:bookmarkEnd w:id="19"/>
-      <w:bookmarkStart w:id="20" w:name="bookmark14"/>
+      <w:bookmarkStart w:id="20" w:name="bookmark13"/>
       <w:bookmarkEnd w:id="20"/>
-      <w:bookmarkStart w:id="21" w:name="bookmark15"/>
+      <w:bookmarkStart w:id="21" w:name="bookmark12"/>
       <w:bookmarkEnd w:id="21"/>
-      <w:bookmarkStart w:id="22" w:name="_Toc23711"/>
+      <w:bookmarkStart w:id="22" w:name="_Toc19272"/>
       <w:r>
         <w:t>识别可用性需求</w:t>
       </w:r>
@@ -4562,13 +5030,35 @@
     </w:p>
     <w:p>
       <w:pPr>
-        <w:pStyle w:val="5"/>
-        <w:keepNext w:val="0"/>
-        <w:keepLines w:val="0"/>
-        <w:pageBreakBefore w:val="0"/>
-        <w:widowControl w:val="0"/>
-        <w:numPr>
-          <w:ilvl w:val="3"/>
+        <w:pStyle w:val="44"/>
+        <w:keepNext w:val="0"/>
+        <w:keepLines w:val="0"/>
+        <w:pageBreakBefore w:val="0"/>
+        <w:widowControl w:val="0"/>
+        <w:kinsoku w:val="0"/>
+        <w:wordWrap/>
+        <w:overflowPunct/>
+        <w:topLinePunct w:val="0"/>
+        <w:autoSpaceDE w:val="0"/>
+        <w:autoSpaceDN w:val="0"/>
+        <w:bidi w:val="0"/>
+        <w:adjustRightInd w:val="0"/>
+        <w:snapToGrid w:val="0"/>
+        <w:textAlignment w:val="baseline"/>
+      </w:pPr>
+      <w:r>
+        <w:t>需求识别时间</w:t>
+      </w:r>
+    </w:p>
+    <w:p>
+      <w:pPr>
+        <w:pStyle w:val="31"/>
+        <w:keepNext w:val="0"/>
+        <w:keepLines w:val="0"/>
+        <w:pageBreakBefore w:val="0"/>
+        <w:widowControl w:val="0"/>
+        <w:numPr>
+          <w:ilvl w:val="0"/>
           <w:numId w:val="6"/>
         </w:numPr>
         <w:kinsoku w:val="0"/>
@@ -4580,10 +5070,11 @@
         <w:bidi w:val="0"/>
         <w:adjustRightInd w:val="0"/>
         <w:snapToGrid w:val="0"/>
-        <w:textAlignment w:val="baseline"/>
-      </w:pPr>
-      <w:r>
-        <w:t>需求识别时间</w:t>
+        <w:ind w:left="425" w:leftChars="0" w:hanging="425" w:firstLineChars="0"/>
+        <w:textAlignment w:val="baseline"/>
+      </w:pPr>
+      <w:r>
+        <w:t>在签订《服务级别协议》之前进行；</w:t>
       </w:r>
     </w:p>
     <w:p>
@@ -4595,7 +5086,7 @@
         <w:widowControl w:val="0"/>
         <w:numPr>
           <w:ilvl w:val="0"/>
-          <w:numId w:val="7"/>
+          <w:numId w:val="6"/>
         </w:numPr>
         <w:kinsoku w:val="0"/>
         <w:wordWrap/>
@@ -4610,7 +5101,17 @@
         <w:textAlignment w:val="baseline"/>
       </w:pPr>
       <w:r>
-        <w:t>在签订《服务级别协议》之前进行；</w:t>
+        <w:t>需考虑新的运维服务和需要对现有服务</w:t>
+      </w:r>
+      <w:r>
+        <w:rPr>
+          <w:rFonts w:hint="eastAsia"/>
+          <w:lang w:val="en-US" w:eastAsia="zh-CN"/>
+        </w:rPr>
+        <w:t>做出</w:t>
+      </w:r>
+      <w:r>
+        <w:t>的变更两个方面；</w:t>
       </w:r>
     </w:p>
     <w:p>
@@ -4622,7 +5123,7 @@
         <w:widowControl w:val="0"/>
         <w:numPr>
           <w:ilvl w:val="0"/>
-          <w:numId w:val="7"/>
+          <w:numId w:val="6"/>
         </w:numPr>
         <w:kinsoku w:val="0"/>
         <w:wordWrap/>
@@ -4637,65 +5138,34 @@
         <w:textAlignment w:val="baseline"/>
       </w:pPr>
       <w:r>
-        <w:t>需考虑新的运维服务和需要对现有服务作出的变更两个方面；</w:t>
-      </w:r>
-    </w:p>
-    <w:p>
-      <w:pPr>
-        <w:pStyle w:val="31"/>
-        <w:keepNext w:val="0"/>
-        <w:keepLines w:val="0"/>
-        <w:pageBreakBefore w:val="0"/>
-        <w:widowControl w:val="0"/>
-        <w:numPr>
-          <w:ilvl w:val="0"/>
-          <w:numId w:val="7"/>
-        </w:numPr>
-        <w:kinsoku w:val="0"/>
-        <w:wordWrap/>
-        <w:overflowPunct/>
-        <w:topLinePunct w:val="0"/>
-        <w:autoSpaceDE w:val="0"/>
-        <w:autoSpaceDN w:val="0"/>
-        <w:bidi w:val="0"/>
-        <w:adjustRightInd w:val="0"/>
-        <w:snapToGrid w:val="0"/>
-        <w:ind w:left="425" w:leftChars="0" w:hanging="425" w:firstLineChars="0"/>
-        <w:textAlignment w:val="baseline"/>
-      </w:pPr>
-      <w:r>
         <w:t>应当在尽可能早的阶段确定是否能够满足这些需求以及怎样满足这些需求。</w:t>
       </w:r>
     </w:p>
     <w:p>
       <w:pPr>
-        <w:pStyle w:val="5"/>
-        <w:keepNext w:val="0"/>
-        <w:keepLines w:val="0"/>
-        <w:pageBreakBefore w:val="0"/>
-        <w:widowControl w:val="0"/>
-        <w:numPr>
-          <w:ilvl w:val="3"/>
-          <w:numId w:val="6"/>
-        </w:numPr>
-        <w:kinsoku w:val="0"/>
-        <w:wordWrap/>
-        <w:overflowPunct/>
-        <w:topLinePunct w:val="0"/>
-        <w:autoSpaceDE w:val="0"/>
-        <w:autoSpaceDN w:val="0"/>
-        <w:bidi w:val="0"/>
-        <w:adjustRightInd w:val="0"/>
-        <w:snapToGrid w:val="0"/>
-        <w:textAlignment w:val="baseline"/>
-      </w:pPr>
-      <w:bookmarkStart w:id="23" w:name="bookmark19"/>
+        <w:pStyle w:val="44"/>
+        <w:keepNext w:val="0"/>
+        <w:keepLines w:val="0"/>
+        <w:pageBreakBefore w:val="0"/>
+        <w:widowControl w:val="0"/>
+        <w:kinsoku w:val="0"/>
+        <w:wordWrap/>
+        <w:overflowPunct/>
+        <w:topLinePunct w:val="0"/>
+        <w:autoSpaceDE w:val="0"/>
+        <w:autoSpaceDN w:val="0"/>
+        <w:bidi w:val="0"/>
+        <w:adjustRightInd w:val="0"/>
+        <w:snapToGrid w:val="0"/>
+        <w:textAlignment w:val="baseline"/>
+      </w:pPr>
+      <w:bookmarkStart w:id="23" w:name="bookmark16"/>
       <w:bookmarkEnd w:id="23"/>
-      <w:bookmarkStart w:id="24" w:name="bookmark18"/>
+      <w:bookmarkStart w:id="24" w:name="bookmark17"/>
       <w:bookmarkEnd w:id="24"/>
-      <w:bookmarkStart w:id="25" w:name="bookmark17"/>
+      <w:bookmarkStart w:id="25" w:name="bookmark19"/>
       <w:bookmarkEnd w:id="25"/>
-      <w:bookmarkStart w:id="26" w:name="bookmark16"/>
+      <w:bookmarkStart w:id="26" w:name="bookmark18"/>
       <w:bookmarkEnd w:id="26"/>
       <w:r>
         <w:t>需求识别应考虑内容</w:t>
@@ -4746,7 +5216,7 @@
         <w:widowControl w:val="0"/>
         <w:numPr>
           <w:ilvl w:val="0"/>
-          <w:numId w:val="8"/>
+          <w:numId w:val="7"/>
         </w:numPr>
         <w:kinsoku w:val="0"/>
         <w:wordWrap/>
@@ -4773,7 +5243,7 @@
         <w:widowControl w:val="0"/>
         <w:numPr>
           <w:ilvl w:val="0"/>
-          <w:numId w:val="8"/>
+          <w:numId w:val="7"/>
         </w:numPr>
         <w:kinsoku w:val="0"/>
         <w:wordWrap/>
@@ -4802,6 +5272,87 @@
         <w:widowControl w:val="0"/>
         <w:numPr>
           <w:ilvl w:val="0"/>
+          <w:numId w:val="7"/>
+        </w:numPr>
+        <w:kinsoku w:val="0"/>
+        <w:wordWrap/>
+        <w:overflowPunct/>
+        <w:topLinePunct w:val="0"/>
+        <w:autoSpaceDE w:val="0"/>
+        <w:autoSpaceDN w:val="0"/>
+        <w:bidi w:val="0"/>
+        <w:adjustRightInd w:val="0"/>
+        <w:snapToGrid w:val="0"/>
+        <w:ind w:left="425" w:leftChars="0" w:hanging="425" w:firstLineChars="0"/>
+        <w:textAlignment w:val="baseline"/>
+      </w:pPr>
+      <w:r>
+        <w:t>非计划的运维服务中断对业务功能所产生的可量化的影响；</w:t>
+      </w:r>
+    </w:p>
+    <w:p>
+      <w:pPr>
+        <w:pStyle w:val="43"/>
+        <w:keepNext w:val="0"/>
+        <w:keepLines w:val="0"/>
+        <w:pageBreakBefore w:val="0"/>
+        <w:widowControl w:val="0"/>
+        <w:numPr>
+          <w:ilvl w:val="0"/>
+          <w:numId w:val="7"/>
+        </w:numPr>
+        <w:kinsoku w:val="0"/>
+        <w:wordWrap/>
+        <w:overflowPunct/>
+        <w:topLinePunct w:val="0"/>
+        <w:autoSpaceDE w:val="0"/>
+        <w:autoSpaceDN w:val="0"/>
+        <w:bidi w:val="0"/>
+        <w:adjustRightInd w:val="0"/>
+        <w:snapToGrid w:val="0"/>
+        <w:ind w:left="425" w:leftChars="0" w:hanging="425" w:firstLineChars="0"/>
+        <w:textAlignment w:val="baseline"/>
+      </w:pPr>
+      <w:r>
+        <w:t>客户的业务运作时段；</w:t>
+      </w:r>
+    </w:p>
+    <w:p>
+      <w:pPr>
+        <w:pStyle w:val="43"/>
+        <w:keepNext w:val="0"/>
+        <w:keepLines w:val="0"/>
+        <w:pageBreakBefore w:val="0"/>
+        <w:widowControl w:val="0"/>
+        <w:numPr>
+          <w:ilvl w:val="0"/>
+          <w:numId w:val="7"/>
+        </w:numPr>
+        <w:kinsoku w:val="0"/>
+        <w:wordWrap/>
+        <w:overflowPunct/>
+        <w:topLinePunct w:val="0"/>
+        <w:autoSpaceDE w:val="0"/>
+        <w:autoSpaceDN w:val="0"/>
+        <w:bidi w:val="0"/>
+        <w:adjustRightInd w:val="0"/>
+        <w:snapToGrid w:val="0"/>
+        <w:ind w:left="425" w:leftChars="0" w:hanging="425" w:firstLineChars="0"/>
+        <w:textAlignment w:val="baseline"/>
+      </w:pPr>
+      <w:r>
+        <w:t>有关维护窗口期的约定。</w:t>
+      </w:r>
+    </w:p>
+    <w:p>
+      <w:pPr>
+        <w:pStyle w:val="33"/>
+        <w:keepNext w:val="0"/>
+        <w:keepLines w:val="0"/>
+        <w:pageBreakBefore w:val="0"/>
+        <w:widowControl w:val="0"/>
+        <w:numPr>
+          <w:ilvl w:val="2"/>
           <w:numId w:val="8"/>
         </w:numPr>
         <w:kinsoku w:val="0"/>
@@ -4813,90 +5364,9 @@
         <w:bidi w:val="0"/>
         <w:adjustRightInd w:val="0"/>
         <w:snapToGrid w:val="0"/>
-        <w:ind w:left="425" w:leftChars="0" w:hanging="425" w:firstLineChars="0"/>
-        <w:textAlignment w:val="baseline"/>
-      </w:pPr>
-      <w:r>
-        <w:t>非计划的运维服务中断对业务功能所产生的可量化的影响；</w:t>
-      </w:r>
-    </w:p>
-    <w:p>
-      <w:pPr>
-        <w:pStyle w:val="43"/>
-        <w:keepNext w:val="0"/>
-        <w:keepLines w:val="0"/>
-        <w:pageBreakBefore w:val="0"/>
-        <w:widowControl w:val="0"/>
-        <w:numPr>
-          <w:ilvl w:val="0"/>
-          <w:numId w:val="8"/>
-        </w:numPr>
-        <w:kinsoku w:val="0"/>
-        <w:wordWrap/>
-        <w:overflowPunct/>
-        <w:topLinePunct w:val="0"/>
-        <w:autoSpaceDE w:val="0"/>
-        <w:autoSpaceDN w:val="0"/>
-        <w:bidi w:val="0"/>
-        <w:adjustRightInd w:val="0"/>
-        <w:snapToGrid w:val="0"/>
-        <w:ind w:left="425" w:leftChars="0" w:hanging="425" w:firstLineChars="0"/>
-        <w:textAlignment w:val="baseline"/>
-      </w:pPr>
-      <w:r>
-        <w:t>客户的业务运作时段；</w:t>
-      </w:r>
-    </w:p>
-    <w:p>
-      <w:pPr>
-        <w:pStyle w:val="43"/>
-        <w:keepNext w:val="0"/>
-        <w:keepLines w:val="0"/>
-        <w:pageBreakBefore w:val="0"/>
-        <w:widowControl w:val="0"/>
-        <w:numPr>
-          <w:ilvl w:val="0"/>
-          <w:numId w:val="8"/>
-        </w:numPr>
-        <w:kinsoku w:val="0"/>
-        <w:wordWrap/>
-        <w:overflowPunct/>
-        <w:topLinePunct w:val="0"/>
-        <w:autoSpaceDE w:val="0"/>
-        <w:autoSpaceDN w:val="0"/>
-        <w:bidi w:val="0"/>
-        <w:adjustRightInd w:val="0"/>
-        <w:snapToGrid w:val="0"/>
-        <w:ind w:left="425" w:leftChars="0" w:hanging="425" w:firstLineChars="0"/>
-        <w:textAlignment w:val="baseline"/>
-      </w:pPr>
-      <w:r>
-        <w:t>有关维护窗口期的约定。</w:t>
-      </w:r>
-    </w:p>
-    <w:p>
-      <w:pPr>
-        <w:pStyle w:val="33"/>
-        <w:keepNext w:val="0"/>
-        <w:keepLines w:val="0"/>
-        <w:pageBreakBefore w:val="0"/>
-        <w:widowControl w:val="0"/>
-        <w:numPr>
-          <w:ilvl w:val="2"/>
-          <w:numId w:val="6"/>
-        </w:numPr>
-        <w:kinsoku w:val="0"/>
-        <w:wordWrap/>
-        <w:overflowPunct/>
-        <w:topLinePunct w:val="0"/>
-        <w:autoSpaceDE w:val="0"/>
-        <w:autoSpaceDN w:val="0"/>
-        <w:bidi w:val="0"/>
-        <w:adjustRightInd w:val="0"/>
-        <w:snapToGrid w:val="0"/>
-        <w:textAlignment w:val="baseline"/>
-      </w:pPr>
-      <w:bookmarkStart w:id="28" w:name="_Toc22125"/>
+        <w:textAlignment w:val="baseline"/>
+      </w:pPr>
+      <w:bookmarkStart w:id="28" w:name="_Toc18643"/>
       <w:r>
         <w:t>可用性设计</w:t>
       </w:r>
@@ -5019,24 +5489,24 @@
         <w:widowControl w:val="0"/>
         <w:numPr>
           <w:ilvl w:val="2"/>
-          <w:numId w:val="6"/>
-        </w:numPr>
-        <w:kinsoku w:val="0"/>
-        <w:wordWrap/>
-        <w:overflowPunct/>
-        <w:topLinePunct w:val="0"/>
-        <w:autoSpaceDE w:val="0"/>
-        <w:autoSpaceDN w:val="0"/>
-        <w:bidi w:val="0"/>
-        <w:adjustRightInd w:val="0"/>
-        <w:snapToGrid w:val="0"/>
-        <w:textAlignment w:val="baseline"/>
-      </w:pPr>
-      <w:bookmarkStart w:id="29" w:name="bookmark21"/>
+          <w:numId w:val="8"/>
+        </w:numPr>
+        <w:kinsoku w:val="0"/>
+        <w:wordWrap/>
+        <w:overflowPunct/>
+        <w:topLinePunct w:val="0"/>
+        <w:autoSpaceDE w:val="0"/>
+        <w:autoSpaceDN w:val="0"/>
+        <w:bidi w:val="0"/>
+        <w:adjustRightInd w:val="0"/>
+        <w:snapToGrid w:val="0"/>
+        <w:textAlignment w:val="baseline"/>
+      </w:pPr>
+      <w:bookmarkStart w:id="29" w:name="bookmark20"/>
       <w:bookmarkEnd w:id="29"/>
-      <w:bookmarkStart w:id="30" w:name="bookmark20"/>
+      <w:bookmarkStart w:id="30" w:name="bookmark21"/>
       <w:bookmarkEnd w:id="30"/>
-      <w:bookmarkStart w:id="31" w:name="_Toc28356"/>
+      <w:bookmarkStart w:id="31" w:name="_Toc31040"/>
       <w:r>
         <w:t>恢复方案设计</w:t>
       </w:r>
@@ -5345,24 +5815,24 @@
         <w:widowControl w:val="0"/>
         <w:numPr>
           <w:ilvl w:val="2"/>
-          <w:numId w:val="6"/>
-        </w:numPr>
-        <w:kinsoku w:val="0"/>
-        <w:wordWrap/>
-        <w:overflowPunct/>
-        <w:topLinePunct w:val="0"/>
-        <w:autoSpaceDE w:val="0"/>
-        <w:autoSpaceDN w:val="0"/>
-        <w:bidi w:val="0"/>
-        <w:adjustRightInd w:val="0"/>
-        <w:snapToGrid w:val="0"/>
-        <w:textAlignment w:val="baseline"/>
-      </w:pPr>
-      <w:bookmarkStart w:id="33" w:name="bookmark23"/>
+          <w:numId w:val="8"/>
+        </w:numPr>
+        <w:kinsoku w:val="0"/>
+        <w:wordWrap/>
+        <w:overflowPunct/>
+        <w:topLinePunct w:val="0"/>
+        <w:autoSpaceDE w:val="0"/>
+        <w:autoSpaceDN w:val="0"/>
+        <w:bidi w:val="0"/>
+        <w:adjustRightInd w:val="0"/>
+        <w:snapToGrid w:val="0"/>
+        <w:textAlignment w:val="baseline"/>
+      </w:pPr>
+      <w:bookmarkStart w:id="33" w:name="bookmark22"/>
       <w:bookmarkEnd w:id="33"/>
-      <w:bookmarkStart w:id="34" w:name="bookmark22"/>
+      <w:bookmarkStart w:id="34" w:name="bookmark23"/>
       <w:bookmarkEnd w:id="34"/>
-      <w:bookmarkStart w:id="35" w:name="_Toc7976"/>
+      <w:bookmarkStart w:id="35" w:name="_Toc17468"/>
       <w:r>
         <w:t>维护管理</w:t>
       </w:r>
@@ -5582,7 +6052,7 @@
         <w:widowControl w:val="0"/>
         <w:numPr>
           <w:ilvl w:val="2"/>
-          <w:numId w:val="6"/>
+          <w:numId w:val="8"/>
         </w:numPr>
         <w:kinsoku w:val="0"/>
         <w:wordWrap/>
@@ -5599,7 +6069,7 @@
       <w:bookmarkEnd w:id="36"/>
       <w:bookmarkStart w:id="37" w:name="bookmark25"/>
       <w:bookmarkEnd w:id="37"/>
-      <w:bookmarkStart w:id="38" w:name="_Toc16822"/>
+      <w:bookmarkStart w:id="38" w:name="_Toc2096"/>
       <w:r>
         <w:t>制定《可用性计划》</w:t>
       </w:r>
@@ -5839,27 +6309,27 @@
         <w:widowControl w:val="0"/>
         <w:numPr>
           <w:ilvl w:val="2"/>
-          <w:numId w:val="6"/>
-        </w:numPr>
-        <w:kinsoku w:val="0"/>
-        <w:wordWrap/>
-        <w:overflowPunct/>
-        <w:topLinePunct w:val="0"/>
-        <w:autoSpaceDE w:val="0"/>
-        <w:autoSpaceDN w:val="0"/>
-        <w:bidi w:val="0"/>
-        <w:adjustRightInd w:val="0"/>
-        <w:snapToGrid w:val="0"/>
-        <w:textAlignment w:val="baseline"/>
-      </w:pPr>
-      <w:bookmarkStart w:id="39" w:name="bookmark26"/>
+          <w:numId w:val="8"/>
+        </w:numPr>
+        <w:kinsoku w:val="0"/>
+        <w:wordWrap/>
+        <w:overflowPunct/>
+        <w:topLinePunct w:val="0"/>
+        <w:autoSpaceDE w:val="0"/>
+        <w:autoSpaceDN w:val="0"/>
+        <w:bidi w:val="0"/>
+        <w:adjustRightInd w:val="0"/>
+        <w:snapToGrid w:val="0"/>
+        <w:textAlignment w:val="baseline"/>
+      </w:pPr>
+      <w:bookmarkStart w:id="39" w:name="bookmark27"/>
       <w:bookmarkEnd w:id="39"/>
-      <w:bookmarkStart w:id="40" w:name="bookmark27"/>
+      <w:bookmarkStart w:id="40" w:name="bookmark26"/>
       <w:bookmarkEnd w:id="40"/>
       <w:r>
         <w:t xml:space="preserve"> </w:t>
       </w:r>
-      <w:bookmarkStart w:id="41" w:name="_Toc7950"/>
+      <w:bookmarkStart w:id="41" w:name="_Toc24714"/>
       <w:r>
         <w:t>监控、评价和报告</w:t>
       </w:r>
@@ -6075,7 +6545,7 @@
         <w:widowControl w:val="0"/>
         <w:numPr>
           <w:ilvl w:val="1"/>
-          <w:numId w:val="6"/>
+          <w:numId w:val="8"/>
         </w:numPr>
         <w:kinsoku w:val="0"/>
         <w:wordWrap/>
@@ -6092,7 +6562,7 @@
           <w:lang w:val="en-US" w:eastAsia="zh-CN"/>
         </w:rPr>
       </w:pPr>
-      <w:bookmarkStart w:id="42" w:name="_Toc22386"/>
+      <w:bookmarkStart w:id="42" w:name="_Toc29189"/>
       <w:r>
         <w:rPr>
           <w:rFonts w:hint="eastAsia"/>
@@ -6111,20 +6581,20 @@
         <w:widowControl w:val="0"/>
         <w:numPr>
           <w:ilvl w:val="2"/>
-          <w:numId w:val="6"/>
-        </w:numPr>
-        <w:kinsoku w:val="0"/>
-        <w:wordWrap/>
-        <w:overflowPunct/>
-        <w:topLinePunct w:val="0"/>
-        <w:autoSpaceDE w:val="0"/>
-        <w:autoSpaceDN w:val="0"/>
-        <w:bidi w:val="0"/>
-        <w:adjustRightInd w:val="0"/>
-        <w:snapToGrid w:val="0"/>
-        <w:textAlignment w:val="baseline"/>
-      </w:pPr>
-      <w:bookmarkStart w:id="43" w:name="_Toc7854"/>
+          <w:numId w:val="8"/>
+        </w:numPr>
+        <w:kinsoku w:val="0"/>
+        <w:wordWrap/>
+        <w:overflowPunct/>
+        <w:topLinePunct w:val="0"/>
+        <w:autoSpaceDE w:val="0"/>
+        <w:autoSpaceDN w:val="0"/>
+        <w:bidi w:val="0"/>
+        <w:adjustRightInd w:val="0"/>
+        <w:snapToGrid w:val="0"/>
+        <w:textAlignment w:val="baseline"/>
+      </w:pPr>
+      <w:bookmarkStart w:id="43" w:name="_Toc6255"/>
       <w:r>
         <w:t>初始化阶段</w:t>
       </w:r>
@@ -6139,7 +6609,7 @@
         <w:widowControl w:val="0"/>
         <w:numPr>
           <w:ilvl w:val="3"/>
-          <w:numId w:val="6"/>
+          <w:numId w:val="8"/>
         </w:numPr>
         <w:kinsoku w:val="0"/>
         <w:wordWrap/>
@@ -6259,7 +6729,7 @@
         <w:widowControl w:val="0"/>
         <w:numPr>
           <w:ilvl w:val="3"/>
-          <w:numId w:val="6"/>
+          <w:numId w:val="8"/>
         </w:numPr>
         <w:kinsoku w:val="0"/>
         <w:wordWrap/>
@@ -6339,20 +6809,20 @@
         <w:widowControl w:val="0"/>
         <w:numPr>
           <w:ilvl w:val="2"/>
-          <w:numId w:val="6"/>
-        </w:numPr>
-        <w:kinsoku w:val="0"/>
-        <w:wordWrap/>
-        <w:overflowPunct/>
-        <w:topLinePunct w:val="0"/>
-        <w:autoSpaceDE w:val="0"/>
-        <w:autoSpaceDN w:val="0"/>
-        <w:bidi w:val="0"/>
-        <w:adjustRightInd w:val="0"/>
-        <w:snapToGrid w:val="0"/>
-        <w:textAlignment w:val="baseline"/>
-      </w:pPr>
-      <w:bookmarkStart w:id="45" w:name="_Toc4781"/>
+          <w:numId w:val="8"/>
+        </w:numPr>
+        <w:kinsoku w:val="0"/>
+        <w:wordWrap/>
+        <w:overflowPunct/>
+        <w:topLinePunct w:val="0"/>
+        <w:autoSpaceDE w:val="0"/>
+        <w:autoSpaceDN w:val="0"/>
+        <w:bidi w:val="0"/>
+        <w:adjustRightInd w:val="0"/>
+        <w:snapToGrid w:val="0"/>
+        <w:textAlignment w:val="baseline"/>
+      </w:pPr>
+      <w:bookmarkStart w:id="45" w:name="_Toc21847"/>
       <w:r>
         <w:t>分析规划阶段</w:t>
       </w:r>
@@ -6367,7 +6837,7 @@
         <w:widowControl w:val="0"/>
         <w:numPr>
           <w:ilvl w:val="3"/>
-          <w:numId w:val="6"/>
+          <w:numId w:val="8"/>
         </w:numPr>
         <w:kinsoku w:val="0"/>
         <w:wordWrap/>
@@ -6495,7 +6965,7 @@
         <w:widowControl w:val="0"/>
         <w:numPr>
           <w:ilvl w:val="3"/>
-          <w:numId w:val="6"/>
+          <w:numId w:val="8"/>
         </w:numPr>
         <w:kinsoku w:val="0"/>
         <w:wordWrap/>
@@ -6603,10 +7073,11 @@
         <w:bidi w:val="0"/>
         <w:adjustRightInd w:val="0"/>
         <w:snapToGrid w:val="0"/>
-        <w:textAlignment w:val="baseline"/>
-      </w:pPr>
-      <w:r>
-        <w:t>必要确认相关的 IT 组件（资产），包括建筑物、系统和数据等；</w:t>
+        <w:ind w:left="845" w:leftChars="0" w:hanging="425" w:firstLineChars="0"/>
+        <w:textAlignment w:val="baseline"/>
+      </w:pPr>
+      <w:r>
+        <w:t>必要确认相关的IT组件（资产），包括建筑物、系统和数据等；</w:t>
       </w:r>
     </w:p>
     <w:p>
@@ -6629,6 +7100,7 @@
         <w:bidi w:val="0"/>
         <w:adjustRightInd w:val="0"/>
         <w:snapToGrid w:val="0"/>
+        <w:ind w:left="845" w:leftChars="0" w:hanging="425" w:firstLineChars="0"/>
         <w:textAlignment w:val="baseline"/>
       </w:pPr>
       <w:r>
@@ -6655,6 +7127,7 @@
         <w:bidi w:val="0"/>
         <w:adjustRightInd w:val="0"/>
         <w:snapToGrid w:val="0"/>
+        <w:ind w:left="845" w:leftChars="0" w:hanging="425" w:firstLineChars="0"/>
         <w:textAlignment w:val="baseline"/>
       </w:pPr>
       <w:r>
@@ -6681,10 +7154,11 @@
         <w:bidi w:val="0"/>
         <w:adjustRightInd w:val="0"/>
         <w:snapToGrid w:val="0"/>
-        <w:textAlignment w:val="baseline"/>
-      </w:pPr>
-      <w:r>
-        <w:t>根据各 IT 组件的具体情况评估威胁和薄弱环节，从而评估风险的级别。</w:t>
+        <w:ind w:left="845" w:leftChars="0" w:hanging="425" w:firstLineChars="0"/>
+        <w:textAlignment w:val="baseline"/>
+      </w:pPr>
+      <w:r>
+        <w:t>根据各IT组件的具体情况评估威胁和薄弱环节，从而评估风险的级别。</w:t>
       </w:r>
     </w:p>
     <w:p>
@@ -6745,6 +7219,7 @@
         <w:bidi w:val="0"/>
         <w:adjustRightInd w:val="0"/>
         <w:snapToGrid w:val="0"/>
+        <w:ind w:left="845" w:leftChars="0" w:hanging="425" w:firstLineChars="0"/>
         <w:textAlignment w:val="baseline"/>
       </w:pPr>
       <w:r>
@@ -6771,6 +7246,7 @@
         <w:bidi w:val="0"/>
         <w:adjustRightInd w:val="0"/>
         <w:snapToGrid w:val="0"/>
+        <w:ind w:left="845" w:leftChars="0" w:hanging="425" w:firstLineChars="0"/>
         <w:textAlignment w:val="baseline"/>
       </w:pPr>
       <w:r>
@@ -6797,6 +7273,7 @@
         <w:bidi w:val="0"/>
         <w:adjustRightInd w:val="0"/>
         <w:snapToGrid w:val="0"/>
+        <w:ind w:left="845" w:leftChars="0" w:hanging="425" w:firstLineChars="0"/>
         <w:textAlignment w:val="baseline"/>
       </w:pPr>
       <w:bookmarkStart w:id="48" w:name="bookmark50"/>
@@ -6825,10 +7302,11 @@
         <w:bidi w:val="0"/>
         <w:adjustRightInd w:val="0"/>
         <w:snapToGrid w:val="0"/>
-        <w:textAlignment w:val="baseline"/>
-      </w:pPr>
-      <w:r>
-        <w:t>逐渐恢复-这种方案使用于那些在一段时间（如 72 小时）内没有运维服务也能运作的企业。</w:t>
+        <w:ind w:left="845" w:leftChars="0" w:hanging="425" w:firstLineChars="0"/>
+        <w:textAlignment w:val="baseline"/>
+      </w:pPr>
+      <w:r>
+        <w:t>逐渐恢复-这种方案使用于那些在一段时间（如72小时）内没有运维服务也能运作的企业。</w:t>
       </w:r>
     </w:p>
     <w:p>
@@ -6851,6 +7329,7 @@
         <w:bidi w:val="0"/>
         <w:adjustRightInd w:val="0"/>
         <w:snapToGrid w:val="0"/>
+        <w:ind w:left="845" w:leftChars="0" w:hanging="425" w:firstLineChars="0"/>
         <w:textAlignment w:val="baseline"/>
       </w:pPr>
       <w:r>
@@ -6877,6 +7356,7 @@
         <w:bidi w:val="0"/>
         <w:adjustRightInd w:val="0"/>
         <w:snapToGrid w:val="0"/>
+        <w:ind w:left="845" w:leftChars="0" w:hanging="425" w:firstLineChars="0"/>
         <w:textAlignment w:val="baseline"/>
       </w:pPr>
       <w:r>
@@ -6903,6 +7383,7 @@
         <w:bidi w:val="0"/>
         <w:adjustRightInd w:val="0"/>
         <w:snapToGrid w:val="0"/>
+        <w:ind w:left="845" w:leftChars="0" w:hanging="425" w:firstLineChars="0"/>
         <w:textAlignment w:val="baseline"/>
       </w:pPr>
       <w:r>
@@ -6929,6 +7410,7 @@
         <w:bidi w:val="0"/>
         <w:adjustRightInd w:val="0"/>
         <w:snapToGrid w:val="0"/>
+        <w:ind w:left="845" w:leftChars="0" w:hanging="425" w:firstLineChars="0"/>
         <w:textAlignment w:val="baseline"/>
       </w:pPr>
       <w:r>
@@ -6955,6 +7437,7 @@
         <w:bidi w:val="0"/>
         <w:adjustRightInd w:val="0"/>
         <w:snapToGrid w:val="0"/>
+        <w:ind w:left="845" w:leftChars="0" w:hanging="425" w:firstLineChars="0"/>
         <w:textAlignment w:val="baseline"/>
       </w:pPr>
       <w:r>
@@ -6981,6 +7464,7 @@
         <w:bidi w:val="0"/>
         <w:adjustRightInd w:val="0"/>
         <w:snapToGrid w:val="0"/>
+        <w:ind w:left="845" w:leftChars="0" w:hanging="425" w:firstLineChars="0"/>
         <w:textAlignment w:val="baseline"/>
       </w:pPr>
       <w:r>
@@ -6996,20 +7480,20 @@
         <w:widowControl w:val="0"/>
         <w:numPr>
           <w:ilvl w:val="2"/>
-          <w:numId w:val="6"/>
-        </w:numPr>
-        <w:kinsoku w:val="0"/>
-        <w:wordWrap/>
-        <w:overflowPunct/>
-        <w:topLinePunct w:val="0"/>
-        <w:autoSpaceDE w:val="0"/>
-        <w:autoSpaceDN w:val="0"/>
-        <w:bidi w:val="0"/>
-        <w:adjustRightInd w:val="0"/>
-        <w:snapToGrid w:val="0"/>
-        <w:textAlignment w:val="baseline"/>
-      </w:pPr>
-      <w:bookmarkStart w:id="49" w:name="_Toc18635"/>
+          <w:numId w:val="8"/>
+        </w:numPr>
+        <w:kinsoku w:val="0"/>
+        <w:wordWrap/>
+        <w:overflowPunct/>
+        <w:topLinePunct w:val="0"/>
+        <w:autoSpaceDE w:val="0"/>
+        <w:autoSpaceDN w:val="0"/>
+        <w:bidi w:val="0"/>
+        <w:adjustRightInd w:val="0"/>
+        <w:snapToGrid w:val="0"/>
+        <w:textAlignment w:val="baseline"/>
+      </w:pPr>
+      <w:bookmarkStart w:id="49" w:name="_Toc3097"/>
       <w:r>
         <w:t>实施阶段</w:t>
       </w:r>
@@ -7107,20 +7591,20 @@
         <w:widowControl w:val="0"/>
         <w:numPr>
           <w:ilvl w:val="2"/>
-          <w:numId w:val="6"/>
-        </w:numPr>
-        <w:kinsoku w:val="0"/>
-        <w:wordWrap/>
-        <w:overflowPunct/>
-        <w:topLinePunct w:val="0"/>
-        <w:autoSpaceDE w:val="0"/>
-        <w:autoSpaceDN w:val="0"/>
-        <w:bidi w:val="0"/>
-        <w:adjustRightInd w:val="0"/>
-        <w:snapToGrid w:val="0"/>
-        <w:textAlignment w:val="baseline"/>
-      </w:pPr>
-      <w:bookmarkStart w:id="51" w:name="_Toc25235"/>
+          <w:numId w:val="8"/>
+        </w:numPr>
+        <w:kinsoku w:val="0"/>
+        <w:wordWrap/>
+        <w:overflowPunct/>
+        <w:topLinePunct w:val="0"/>
+        <w:autoSpaceDE w:val="0"/>
+        <w:autoSpaceDN w:val="0"/>
+        <w:bidi w:val="0"/>
+        <w:adjustRightInd w:val="0"/>
+        <w:snapToGrid w:val="0"/>
+        <w:textAlignment w:val="baseline"/>
+      </w:pPr>
+      <w:bookmarkStart w:id="51" w:name="_Toc26000"/>
       <w:r>
         <w:t>运作阶段</w:t>
       </w:r>
@@ -7135,7 +7619,7 @@
         <w:widowControl w:val="0"/>
         <w:numPr>
           <w:ilvl w:val="3"/>
-          <w:numId w:val="6"/>
+          <w:numId w:val="8"/>
         </w:numPr>
         <w:kinsoku w:val="0"/>
         <w:wordWrap/>
@@ -7234,7 +7718,7 @@
         <w:widowControl w:val="0"/>
         <w:numPr>
           <w:ilvl w:val="3"/>
-          <w:numId w:val="6"/>
+          <w:numId w:val="8"/>
         </w:numPr>
         <w:kinsoku w:val="0"/>
         <w:wordWrap/>
@@ -7254,12 +7738,25 @@
     <w:p>
       <w:pPr>
         <w:pStyle w:val="43"/>
+        <w:keepNext w:val="0"/>
+        <w:keepLines w:val="0"/>
+        <w:pageBreakBefore w:val="0"/>
+        <w:widowControl w:val="0"/>
         <w:numPr>
           <w:ilvl w:val="0"/>
           <w:numId w:val="24"/>
         </w:numPr>
-        <w:bidi w:val="0"/>
+        <w:kinsoku w:val="0"/>
+        <w:wordWrap/>
+        <w:overflowPunct/>
+        <w:topLinePunct w:val="0"/>
+        <w:autoSpaceDE w:val="0"/>
+        <w:autoSpaceDN w:val="0"/>
+        <w:bidi w:val="0"/>
+        <w:adjustRightInd w:val="0"/>
+        <w:snapToGrid w:val="0"/>
         <w:ind w:left="425" w:leftChars="0" w:hanging="425" w:firstLineChars="0"/>
+        <w:textAlignment w:val="baseline"/>
       </w:pPr>
       <w:r>
         <w:rPr>
@@ -7275,12 +7772,25 @@
     <w:p>
       <w:pPr>
         <w:pStyle w:val="43"/>
+        <w:keepNext w:val="0"/>
+        <w:keepLines w:val="0"/>
+        <w:pageBreakBefore w:val="0"/>
+        <w:widowControl w:val="0"/>
         <w:numPr>
           <w:ilvl w:val="0"/>
           <w:numId w:val="24"/>
         </w:numPr>
-        <w:bidi w:val="0"/>
+        <w:kinsoku w:val="0"/>
+        <w:wordWrap/>
+        <w:overflowPunct/>
+        <w:topLinePunct w:val="0"/>
+        <w:autoSpaceDE w:val="0"/>
+        <w:autoSpaceDN w:val="0"/>
+        <w:bidi w:val="0"/>
+        <w:adjustRightInd w:val="0"/>
+        <w:snapToGrid w:val="0"/>
         <w:ind w:left="425" w:leftChars="0" w:hanging="425" w:firstLineChars="0"/>
+        <w:textAlignment w:val="baseline"/>
       </w:pPr>
       <w:r>
         <w:t>必要时</w:t>
@@ -7305,7 +7815,7 @@
         <w:widowControl w:val="0"/>
         <w:numPr>
           <w:ilvl w:val="3"/>
-          <w:numId w:val="6"/>
+          <w:numId w:val="8"/>
         </w:numPr>
         <w:kinsoku w:val="0"/>
         <w:wordWrap/>
@@ -7325,12 +7835,25 @@
     <w:p>
       <w:pPr>
         <w:pStyle w:val="43"/>
+        <w:keepNext w:val="0"/>
+        <w:keepLines w:val="0"/>
+        <w:pageBreakBefore w:val="0"/>
+        <w:widowControl w:val="0"/>
         <w:numPr>
           <w:ilvl w:val="0"/>
           <w:numId w:val="25"/>
         </w:numPr>
-        <w:bidi w:val="0"/>
+        <w:kinsoku w:val="0"/>
+        <w:wordWrap/>
+        <w:overflowPunct/>
+        <w:topLinePunct w:val="0"/>
+        <w:autoSpaceDE w:val="0"/>
+        <w:autoSpaceDN w:val="0"/>
+        <w:bidi w:val="0"/>
+        <w:adjustRightInd w:val="0"/>
+        <w:snapToGrid w:val="0"/>
         <w:ind w:left="425" w:leftChars="0" w:hanging="425" w:firstLineChars="0"/>
+        <w:textAlignment w:val="baseline"/>
       </w:pPr>
       <w:r>
         <w:t>对一线人员进行连续性方面的意识培养，使他们将维护连续性作为常规的工作。</w:t>
@@ -7339,12 +7862,25 @@
     <w:p>
       <w:pPr>
         <w:pStyle w:val="43"/>
+        <w:keepNext w:val="0"/>
+        <w:keepLines w:val="0"/>
+        <w:pageBreakBefore w:val="0"/>
+        <w:widowControl w:val="0"/>
         <w:numPr>
           <w:ilvl w:val="0"/>
           <w:numId w:val="25"/>
         </w:numPr>
-        <w:bidi w:val="0"/>
+        <w:kinsoku w:val="0"/>
+        <w:wordWrap/>
+        <w:overflowPunct/>
+        <w:topLinePunct w:val="0"/>
+        <w:autoSpaceDE w:val="0"/>
+        <w:autoSpaceDN w:val="0"/>
+        <w:bidi w:val="0"/>
+        <w:adjustRightInd w:val="0"/>
+        <w:snapToGrid w:val="0"/>
         <w:ind w:left="425" w:leftChars="0" w:hanging="425" w:firstLineChars="0"/>
+        <w:textAlignment w:val="baseline"/>
       </w:pPr>
       <w:r>
         <w:t>对连续性流程进行定期评审以确保经常性的更新。</w:t>
@@ -7353,12 +7889,25 @@
     <w:p>
       <w:pPr>
         <w:pStyle w:val="43"/>
+        <w:keepNext w:val="0"/>
+        <w:keepLines w:val="0"/>
+        <w:pageBreakBefore w:val="0"/>
+        <w:widowControl w:val="0"/>
         <w:numPr>
           <w:ilvl w:val="0"/>
           <w:numId w:val="25"/>
         </w:numPr>
-        <w:bidi w:val="0"/>
+        <w:kinsoku w:val="0"/>
+        <w:wordWrap/>
+        <w:overflowPunct/>
+        <w:topLinePunct w:val="0"/>
+        <w:autoSpaceDE w:val="0"/>
+        <w:autoSpaceDN w:val="0"/>
+        <w:bidi w:val="0"/>
+        <w:adjustRightInd w:val="0"/>
+        <w:snapToGrid w:val="0"/>
         <w:ind w:left="425" w:leftChars="0" w:hanging="425" w:firstLineChars="0"/>
+        <w:textAlignment w:val="baseline"/>
       </w:pPr>
       <w:r>
         <w:t>每年至少应进行必要的连续性计划测试。</w:t>
@@ -7367,12 +7916,25 @@
     <w:p>
       <w:pPr>
         <w:pStyle w:val="43"/>
+        <w:keepNext w:val="0"/>
+        <w:keepLines w:val="0"/>
+        <w:pageBreakBefore w:val="0"/>
+        <w:widowControl w:val="0"/>
         <w:numPr>
           <w:ilvl w:val="0"/>
           <w:numId w:val="25"/>
         </w:numPr>
-        <w:bidi w:val="0"/>
+        <w:kinsoku w:val="0"/>
+        <w:wordWrap/>
+        <w:overflowPunct/>
+        <w:topLinePunct w:val="0"/>
+        <w:autoSpaceDE w:val="0"/>
+        <w:autoSpaceDN w:val="0"/>
+        <w:bidi w:val="0"/>
+        <w:adjustRightInd w:val="0"/>
+        <w:snapToGrid w:val="0"/>
         <w:ind w:left="425" w:leftChars="0" w:hanging="425" w:firstLineChars="0"/>
+        <w:textAlignment w:val="baseline"/>
       </w:pPr>
       <w:r>
         <w:t>评审和测试以后需要进行日常的变更管理，因此也需要连续性得到及时更新。</w:t>
@@ -7381,12 +7943,25 @@
     <w:p>
       <w:pPr>
         <w:pStyle w:val="43"/>
+        <w:keepNext w:val="0"/>
+        <w:keepLines w:val="0"/>
+        <w:pageBreakBefore w:val="0"/>
+        <w:widowControl w:val="0"/>
         <w:numPr>
           <w:ilvl w:val="0"/>
           <w:numId w:val="25"/>
         </w:numPr>
-        <w:bidi w:val="0"/>
+        <w:kinsoku w:val="0"/>
+        <w:wordWrap/>
+        <w:overflowPunct/>
+        <w:topLinePunct w:val="0"/>
+        <w:autoSpaceDE w:val="0"/>
+        <w:autoSpaceDN w:val="0"/>
+        <w:bidi w:val="0"/>
+        <w:adjustRightInd w:val="0"/>
+        <w:snapToGrid w:val="0"/>
         <w:ind w:left="425" w:leftChars="0" w:hanging="425" w:firstLineChars="0"/>
+        <w:textAlignment w:val="baseline"/>
       </w:pPr>
       <w:r>
         <w:t>进行包括维护人员和销售人员的培训，以保证在必要的时候他们有能力完成业务恢复工作</w:t>
@@ -7395,12 +7970,25 @@
     <w:p>
       <w:pPr>
         <w:pStyle w:val="43"/>
+        <w:keepNext w:val="0"/>
+        <w:keepLines w:val="0"/>
+        <w:pageBreakBefore w:val="0"/>
+        <w:widowControl w:val="0"/>
         <w:numPr>
           <w:ilvl w:val="0"/>
           <w:numId w:val="25"/>
         </w:numPr>
-        <w:bidi w:val="0"/>
+        <w:kinsoku w:val="0"/>
+        <w:wordWrap/>
+        <w:overflowPunct/>
+        <w:topLinePunct w:val="0"/>
+        <w:autoSpaceDE w:val="0"/>
+        <w:autoSpaceDN w:val="0"/>
+        <w:bidi w:val="0"/>
+        <w:adjustRightInd w:val="0"/>
+        <w:snapToGrid w:val="0"/>
         <w:ind w:left="425" w:leftChars="0" w:hanging="425" w:firstLineChars="0"/>
+        <w:textAlignment w:val="baseline"/>
       </w:pPr>
       <w:r>
         <w:t>保证连续性生命周期的最后程序得到市场中心经理和公司领导的确认，以保证连续性流程的运营流程得到顺利的执行。</w:t>
@@ -7409,12 +7997,25 @@
     <w:p>
       <w:pPr>
         <w:pStyle w:val="43"/>
+        <w:keepNext w:val="0"/>
+        <w:keepLines w:val="0"/>
+        <w:pageBreakBefore w:val="0"/>
+        <w:widowControl w:val="0"/>
         <w:numPr>
           <w:ilvl w:val="0"/>
           <w:numId w:val="25"/>
         </w:numPr>
-        <w:bidi w:val="0"/>
+        <w:kinsoku w:val="0"/>
+        <w:wordWrap/>
+        <w:overflowPunct/>
+        <w:topLinePunct w:val="0"/>
+        <w:autoSpaceDE w:val="0"/>
+        <w:autoSpaceDN w:val="0"/>
+        <w:bidi w:val="0"/>
+        <w:adjustRightInd w:val="0"/>
+        <w:snapToGrid w:val="0"/>
         <w:ind w:left="425" w:leftChars="0" w:hanging="425" w:firstLineChars="0"/>
+        <w:textAlignment w:val="baseline"/>
         <w:rPr>
           <w:rFonts w:hint="default"/>
           <w:lang w:val="en-US" w:eastAsia="zh-CN"/>
@@ -7433,28 +8034,28 @@
         <w:widowControl w:val="0"/>
         <w:numPr>
           <w:ilvl w:val="0"/>
-          <w:numId w:val="6"/>
-        </w:numPr>
-        <w:kinsoku w:val="0"/>
-        <w:wordWrap/>
-        <w:overflowPunct/>
-        <w:topLinePunct w:val="0"/>
-        <w:autoSpaceDE w:val="0"/>
-        <w:autoSpaceDN w:val="0"/>
-        <w:bidi w:val="0"/>
-        <w:adjustRightInd w:val="0"/>
-        <w:snapToGrid w:val="0"/>
-        <w:textAlignment w:val="baseline"/>
-      </w:pPr>
-      <w:bookmarkStart w:id="53" w:name="bookmark30"/>
+          <w:numId w:val="8"/>
+        </w:numPr>
+        <w:kinsoku w:val="0"/>
+        <w:wordWrap/>
+        <w:overflowPunct/>
+        <w:topLinePunct w:val="0"/>
+        <w:autoSpaceDE w:val="0"/>
+        <w:autoSpaceDN w:val="0"/>
+        <w:bidi w:val="0"/>
+        <w:adjustRightInd w:val="0"/>
+        <w:snapToGrid w:val="0"/>
+        <w:textAlignment w:val="baseline"/>
+      </w:pPr>
+      <w:bookmarkStart w:id="53" w:name="bookmark31"/>
       <w:bookmarkEnd w:id="53"/>
       <w:bookmarkStart w:id="54" w:name="bookmark29"/>
       <w:bookmarkEnd w:id="54"/>
-      <w:bookmarkStart w:id="55" w:name="bookmark28"/>
+      <w:bookmarkStart w:id="55" w:name="bookmark30"/>
       <w:bookmarkEnd w:id="55"/>
-      <w:bookmarkStart w:id="56" w:name="bookmark31"/>
+      <w:bookmarkStart w:id="56" w:name="bookmark28"/>
       <w:bookmarkEnd w:id="56"/>
-      <w:bookmarkStart w:id="57" w:name="_Toc18818"/>
+      <w:bookmarkStart w:id="57" w:name="_Toc19812"/>
       <w:r>
         <w:t>与其他流程的关系</w:t>
       </w:r>
@@ -7463,13 +8064,26 @@
     <w:p>
       <w:pPr>
         <w:pStyle w:val="32"/>
+        <w:keepNext w:val="0"/>
+        <w:keepLines w:val="0"/>
+        <w:pageBreakBefore w:val="0"/>
+        <w:widowControl w:val="0"/>
         <w:numPr>
           <w:ilvl w:val="1"/>
-          <w:numId w:val="6"/>
-        </w:numPr>
-        <w:bidi w:val="0"/>
-      </w:pPr>
-      <w:bookmarkStart w:id="58" w:name="_Toc32204"/>
+          <w:numId w:val="8"/>
+        </w:numPr>
+        <w:kinsoku w:val="0"/>
+        <w:wordWrap/>
+        <w:overflowPunct/>
+        <w:topLinePunct w:val="0"/>
+        <w:autoSpaceDE w:val="0"/>
+        <w:autoSpaceDN w:val="0"/>
+        <w:bidi w:val="0"/>
+        <w:adjustRightInd w:val="0"/>
+        <w:snapToGrid w:val="0"/>
+        <w:textAlignment w:val="baseline"/>
+      </w:pPr>
+      <w:bookmarkStart w:id="58" w:name="_Toc12523"/>
       <w:r>
         <w:t>与事件管理流程的关系</w:t>
       </w:r>
@@ -7478,7 +8092,20 @@
     <w:p>
       <w:pPr>
         <w:pStyle w:val="31"/>
-        <w:bidi w:val="0"/>
+        <w:keepNext w:val="0"/>
+        <w:keepLines w:val="0"/>
+        <w:pageBreakBefore w:val="0"/>
+        <w:widowControl w:val="0"/>
+        <w:kinsoku w:val="0"/>
+        <w:wordWrap/>
+        <w:overflowPunct/>
+        <w:topLinePunct w:val="0"/>
+        <w:autoSpaceDE w:val="0"/>
+        <w:autoSpaceDN w:val="0"/>
+        <w:bidi w:val="0"/>
+        <w:adjustRightInd w:val="0"/>
+        <w:snapToGrid w:val="0"/>
+        <w:textAlignment w:val="baseline"/>
       </w:pPr>
       <w:r>
         <w:t>可用性</w:t>
@@ -7500,21 +8127,34 @@
       <w:r>
         <w:t>中断的发生，均应在事件管理流程中得到记录。</w:t>
       </w:r>
-      <w:bookmarkStart w:id="59" w:name="bookmark32"/>
+      <w:bookmarkStart w:id="59" w:name="bookmark33"/>
       <w:bookmarkEnd w:id="59"/>
-      <w:bookmarkStart w:id="60" w:name="bookmark33"/>
+      <w:bookmarkStart w:id="60" w:name="bookmark32"/>
       <w:bookmarkEnd w:id="60"/>
     </w:p>
     <w:p>
       <w:pPr>
         <w:pStyle w:val="32"/>
+        <w:keepNext w:val="0"/>
+        <w:keepLines w:val="0"/>
+        <w:pageBreakBefore w:val="0"/>
+        <w:widowControl w:val="0"/>
         <w:numPr>
           <w:ilvl w:val="1"/>
-          <w:numId w:val="6"/>
-        </w:numPr>
-        <w:bidi w:val="0"/>
-      </w:pPr>
-      <w:bookmarkStart w:id="61" w:name="_Toc21470"/>
+          <w:numId w:val="8"/>
+        </w:numPr>
+        <w:kinsoku w:val="0"/>
+        <w:wordWrap/>
+        <w:overflowPunct/>
+        <w:topLinePunct w:val="0"/>
+        <w:autoSpaceDE w:val="0"/>
+        <w:autoSpaceDN w:val="0"/>
+        <w:bidi w:val="0"/>
+        <w:adjustRightInd w:val="0"/>
+        <w:snapToGrid w:val="0"/>
+        <w:textAlignment w:val="baseline"/>
+      </w:pPr>
+      <w:bookmarkStart w:id="61" w:name="_Toc3649"/>
       <w:r>
         <w:t>与问题管理流程的关系</w:t>
       </w:r>
@@ -7523,7 +8163,20 @@
     <w:p>
       <w:pPr>
         <w:pStyle w:val="31"/>
-        <w:bidi w:val="0"/>
+        <w:keepNext w:val="0"/>
+        <w:keepLines w:val="0"/>
+        <w:pageBreakBefore w:val="0"/>
+        <w:widowControl w:val="0"/>
+        <w:kinsoku w:val="0"/>
+        <w:wordWrap/>
+        <w:overflowPunct/>
+        <w:topLinePunct w:val="0"/>
+        <w:autoSpaceDE w:val="0"/>
+        <w:autoSpaceDN w:val="0"/>
+        <w:bidi w:val="0"/>
+        <w:adjustRightInd w:val="0"/>
+        <w:snapToGrid w:val="0"/>
+        <w:textAlignment w:val="baseline"/>
       </w:pPr>
       <w:r>
         <w:t>系统相关隐患被识别，需要根源调查、处置，以提高可用性，可通过问题管理流程进行管理。</w:t>
@@ -7532,17 +8185,30 @@
     <w:p>
       <w:pPr>
         <w:pStyle w:val="32"/>
+        <w:keepNext w:val="0"/>
+        <w:keepLines w:val="0"/>
+        <w:pageBreakBefore w:val="0"/>
+        <w:widowControl w:val="0"/>
         <w:numPr>
           <w:ilvl w:val="1"/>
-          <w:numId w:val="6"/>
-        </w:numPr>
-        <w:bidi w:val="0"/>
+          <w:numId w:val="8"/>
+        </w:numPr>
+        <w:kinsoku w:val="0"/>
+        <w:wordWrap/>
+        <w:overflowPunct/>
+        <w:topLinePunct w:val="0"/>
+        <w:autoSpaceDE w:val="0"/>
+        <w:autoSpaceDN w:val="0"/>
+        <w:bidi w:val="0"/>
+        <w:adjustRightInd w:val="0"/>
+        <w:snapToGrid w:val="0"/>
+        <w:textAlignment w:val="baseline"/>
       </w:pPr>
       <w:bookmarkStart w:id="62" w:name="bookmark35"/>
       <w:bookmarkEnd w:id="62"/>
       <w:bookmarkStart w:id="63" w:name="bookmark34"/>
       <w:bookmarkEnd w:id="63"/>
-      <w:bookmarkStart w:id="64" w:name="_Toc11850"/>
+      <w:bookmarkStart w:id="64" w:name="_Toc5036"/>
       <w:r>
         <w:t>与变更、发布管理流程的关系</w:t>
       </w:r>
@@ -7551,7 +8217,20 @@
     <w:p>
       <w:pPr>
         <w:pStyle w:val="31"/>
-        <w:bidi w:val="0"/>
+        <w:keepNext w:val="0"/>
+        <w:keepLines w:val="0"/>
+        <w:pageBreakBefore w:val="0"/>
+        <w:widowControl w:val="0"/>
+        <w:kinsoku w:val="0"/>
+        <w:wordWrap/>
+        <w:overflowPunct/>
+        <w:topLinePunct w:val="0"/>
+        <w:autoSpaceDE w:val="0"/>
+        <w:autoSpaceDN w:val="0"/>
+        <w:bidi w:val="0"/>
+        <w:adjustRightInd w:val="0"/>
+        <w:snapToGrid w:val="0"/>
+        <w:textAlignment w:val="baseline"/>
       </w:pPr>
       <w:r>
         <w:t>为提高系统可用性</w:t>
@@ -7570,17 +8249,30 @@
     <w:p>
       <w:pPr>
         <w:pStyle w:val="32"/>
+        <w:keepNext w:val="0"/>
+        <w:keepLines w:val="0"/>
+        <w:pageBreakBefore w:val="0"/>
+        <w:widowControl w:val="0"/>
         <w:numPr>
           <w:ilvl w:val="1"/>
-          <w:numId w:val="6"/>
-        </w:numPr>
-        <w:bidi w:val="0"/>
+          <w:numId w:val="8"/>
+        </w:numPr>
+        <w:kinsoku w:val="0"/>
+        <w:wordWrap/>
+        <w:overflowPunct/>
+        <w:topLinePunct w:val="0"/>
+        <w:autoSpaceDE w:val="0"/>
+        <w:autoSpaceDN w:val="0"/>
+        <w:bidi w:val="0"/>
+        <w:adjustRightInd w:val="0"/>
+        <w:snapToGrid w:val="0"/>
+        <w:textAlignment w:val="baseline"/>
       </w:pPr>
       <w:bookmarkStart w:id="65" w:name="bookmark37"/>
       <w:bookmarkEnd w:id="65"/>
       <w:bookmarkStart w:id="66" w:name="bookmark36"/>
       <w:bookmarkEnd w:id="66"/>
-      <w:bookmarkStart w:id="67" w:name="_Toc10441"/>
+      <w:bookmarkStart w:id="67" w:name="_Toc19349"/>
       <w:r>
         <w:t>与配置管理流程的关系</w:t>
       </w:r>
@@ -7589,7 +8281,20 @@
     <w:p>
       <w:pPr>
         <w:pStyle w:val="31"/>
-        <w:bidi w:val="0"/>
+        <w:keepNext w:val="0"/>
+        <w:keepLines w:val="0"/>
+        <w:pageBreakBefore w:val="0"/>
+        <w:widowControl w:val="0"/>
+        <w:kinsoku w:val="0"/>
+        <w:wordWrap/>
+        <w:overflowPunct/>
+        <w:topLinePunct w:val="0"/>
+        <w:autoSpaceDE w:val="0"/>
+        <w:autoSpaceDN w:val="0"/>
+        <w:bidi w:val="0"/>
+        <w:adjustRightInd w:val="0"/>
+        <w:snapToGrid w:val="0"/>
+        <w:textAlignment w:val="baseline"/>
       </w:pPr>
       <w:r>
         <w:t>配置管理数据库为可用性</w:t>
@@ -7631,6 +8336,20 @@
     </w:p>
     <w:p>
       <w:pPr>
+        <w:keepNext w:val="0"/>
+        <w:keepLines w:val="0"/>
+        <w:pageBreakBefore w:val="0"/>
+        <w:widowControl w:val="0"/>
+        <w:kinsoku w:val="0"/>
+        <w:wordWrap/>
+        <w:overflowPunct/>
+        <w:topLinePunct w:val="0"/>
+        <w:autoSpaceDE w:val="0"/>
+        <w:autoSpaceDN w:val="0"/>
+        <w:bidi w:val="0"/>
+        <w:adjustRightInd w:val="0"/>
+        <w:snapToGrid w:val="0"/>
+        <w:textAlignment w:val="baseline"/>
         <w:rPr>
           <w:rFonts w:hint="default"/>
           <w:lang w:val="en-US" w:eastAsia="zh-CN"/>
@@ -7654,7 +8373,7 @@
         <w:widowControl w:val="0"/>
         <w:numPr>
           <w:ilvl w:val="0"/>
-          <w:numId w:val="6"/>
+          <w:numId w:val="8"/>
         </w:numPr>
         <w:kinsoku w:val="0"/>
         <w:wordWrap/>
@@ -7671,7 +8390,7 @@
           <w:lang w:val="en-US" w:eastAsia="zh-CN"/>
         </w:rPr>
       </w:pPr>
-      <w:bookmarkStart w:id="69" w:name="_Toc31987"/>
+      <w:bookmarkStart w:id="69" w:name="_Toc10769"/>
       <w:r>
         <w:rPr>
           <w:rFonts w:hint="default"/>
@@ -7685,7 +8404,7 @@
     <w:tbl>
       <w:tblPr>
         <w:tblStyle w:val="28"/>
-        <w:tblW w:w="7488" w:type="dxa"/>
+        <w:tblW w:w="8921" w:type="dxa"/>
         <w:tblInd w:w="130" w:type="dxa"/>
         <w:tblBorders>
           <w:top w:val="single" w:color="000000" w:sz="2" w:space="0"/>
@@ -7707,8 +8426,8 @@
         <w:gridCol w:w="727"/>
         <w:gridCol w:w="1337"/>
         <w:gridCol w:w="3364"/>
-        <w:gridCol w:w="1030"/>
-        <w:gridCol w:w="1030"/>
+        <w:gridCol w:w="1581"/>
+        <w:gridCol w:w="1912"/>
       </w:tblGrid>
       <w:tr>
         <w:tblPrEx>
@@ -7881,7 +8600,7 @@
         </w:tc>
         <w:tc>
           <w:tcPr>
-            <w:tcW w:w="1030" w:type="dxa"/>
+            <w:tcW w:w="1581" w:type="dxa"/>
             <w:tcBorders>
               <w:top w:val="single" w:color="000000" w:sz="6" w:space="0"/>
               <w:bottom w:val="single" w:color="000000" w:sz="6" w:space="0"/>
@@ -7932,7 +8651,7 @@
         </w:tc>
         <w:tc>
           <w:tcPr>
-            <w:tcW w:w="1030" w:type="dxa"/>
+            <w:tcW w:w="1912" w:type="dxa"/>
             <w:tcBorders>
               <w:top w:val="single" w:color="000000" w:sz="6" w:space="0"/>
               <w:bottom w:val="single" w:color="000000" w:sz="6" w:space="0"/>
@@ -8146,7 +8865,7 @@
         </w:tc>
         <w:tc>
           <w:tcPr>
-            <w:tcW w:w="1030" w:type="dxa"/>
+            <w:tcW w:w="1581" w:type="dxa"/>
             <w:tcBorders>
               <w:top w:val="single" w:color="000000" w:sz="6" w:space="0"/>
               <w:bottom w:val="single" w:color="000000" w:sz="6" w:space="0"/>
@@ -8193,7 +8912,7 @@
         </w:tc>
         <w:tc>
           <w:tcPr>
-            <w:tcW w:w="1030" w:type="dxa"/>
+            <w:tcW w:w="1912" w:type="dxa"/>
             <w:tcBorders>
               <w:top w:val="single" w:color="000000" w:sz="6" w:space="0"/>
               <w:bottom w:val="single" w:color="000000" w:sz="6" w:space="0"/>
@@ -8404,7 +9123,7 @@
         </w:tc>
         <w:tc>
           <w:tcPr>
-            <w:tcW w:w="1030" w:type="dxa"/>
+            <w:tcW w:w="1581" w:type="dxa"/>
             <w:tcBorders>
               <w:top w:val="single" w:color="000000" w:sz="6" w:space="0"/>
               <w:right w:val="single" w:color="000000" w:sz="6" w:space="0"/>
@@ -8450,7 +9169,7 @@
         </w:tc>
         <w:tc>
           <w:tcPr>
-            <w:tcW w:w="1030" w:type="dxa"/>
+            <w:tcW w:w="1912" w:type="dxa"/>
             <w:tcBorders>
               <w:top w:val="single" w:color="000000" w:sz="6" w:space="0"/>
               <w:right w:val="single" w:color="000000" w:sz="6" w:space="0"/>
@@ -8507,24 +9226,24 @@
         <w:widowControl w:val="0"/>
         <w:numPr>
           <w:ilvl w:val="0"/>
-          <w:numId w:val="6"/>
-        </w:numPr>
-        <w:kinsoku w:val="0"/>
-        <w:wordWrap/>
-        <w:overflowPunct/>
-        <w:topLinePunct w:val="0"/>
-        <w:autoSpaceDE w:val="0"/>
-        <w:autoSpaceDN w:val="0"/>
-        <w:bidi w:val="0"/>
-        <w:adjustRightInd w:val="0"/>
-        <w:snapToGrid w:val="0"/>
-        <w:textAlignment w:val="baseline"/>
-      </w:pPr>
-      <w:bookmarkStart w:id="70" w:name="bookmark39"/>
+          <w:numId w:val="8"/>
+        </w:numPr>
+        <w:kinsoku w:val="0"/>
+        <w:wordWrap/>
+        <w:overflowPunct/>
+        <w:topLinePunct w:val="0"/>
+        <w:autoSpaceDE w:val="0"/>
+        <w:autoSpaceDN w:val="0"/>
+        <w:bidi w:val="0"/>
+        <w:adjustRightInd w:val="0"/>
+        <w:snapToGrid w:val="0"/>
+        <w:textAlignment w:val="baseline"/>
+      </w:pPr>
+      <w:bookmarkStart w:id="70" w:name="bookmark38"/>
       <w:bookmarkEnd w:id="70"/>
-      <w:bookmarkStart w:id="71" w:name="bookmark38"/>
+      <w:bookmarkStart w:id="71" w:name="bookmark39"/>
       <w:bookmarkEnd w:id="71"/>
-      <w:bookmarkStart w:id="72" w:name="_Toc21174"/>
+      <w:bookmarkStart w:id="72" w:name="_Toc8164"/>
       <w:r>
         <w:t>相关文件</w:t>
       </w:r>
@@ -8595,6 +9314,8 @@
       <w:r>
         <w:t>《信息安全管理程序》</w:t>
       </w:r>
+      <w:bookmarkStart w:id="77" w:name="_GoBack"/>
+      <w:bookmarkEnd w:id="77"/>
     </w:p>
     <w:p>
       <w:pPr>
@@ -8641,7 +9362,7 @@
         <w:widowControl w:val="0"/>
         <w:numPr>
           <w:ilvl w:val="0"/>
-          <w:numId w:val="6"/>
+          <w:numId w:val="8"/>
         </w:numPr>
         <w:kinsoku w:val="0"/>
         <w:wordWrap/>
@@ -8658,7 +9379,7 @@
       <w:bookmarkEnd w:id="74"/>
       <w:bookmarkStart w:id="75" w:name="bookmark41"/>
       <w:bookmarkEnd w:id="75"/>
-      <w:bookmarkStart w:id="76" w:name="_Toc17182"/>
+      <w:bookmarkStart w:id="76" w:name="_Toc24262"/>
       <w:r>
         <w:t>记录</w:t>
       </w:r>
@@ -8768,28 +9489,6 @@
         </w:rPr>
         <w:t>《连续性测试报告》</w:t>
       </w:r>
-    </w:p>
-    <w:p>
-      <w:pPr>
-        <w:keepNext w:val="0"/>
-        <w:keepLines w:val="0"/>
-        <w:pageBreakBefore w:val="0"/>
-        <w:widowControl w:val="0"/>
-        <w:kinsoku w:val="0"/>
-        <w:wordWrap/>
-        <w:overflowPunct/>
-        <w:topLinePunct w:val="0"/>
-        <w:autoSpaceDE w:val="0"/>
-        <w:autoSpaceDN w:val="0"/>
-        <w:bidi w:val="0"/>
-        <w:adjustRightInd w:val="0"/>
-        <w:snapToGrid w:val="0"/>
-        <w:textAlignment w:val="baseline"/>
-        <w:rPr>
-          <w:rFonts w:hint="default"/>
-          <w:lang w:val="en-US" w:eastAsia="zh-CN"/>
-        </w:rPr>
-      </w:pPr>
     </w:p>
     <w:sectPr>
       <w:pgSz w:w="11906" w:h="16838"/>
@@ -8887,84 +9586,6 @@
         <w:szCs w:val="18"/>
       </w:rPr>
     </w:pPr>
-    <w:r>
-      <mc:AlternateContent>
-        <mc:Choice Requires="wps">
-          <w:drawing>
-            <wp:anchor distT="0" distB="0" distL="114300" distR="114300" simplePos="0" relativeHeight="251659264" behindDoc="0" locked="0" layoutInCell="0" allowOverlap="1">
-              <wp:simplePos x="0" y="0"/>
-              <wp:positionH relativeFrom="page">
-                <wp:posOffset>1143000</wp:posOffset>
-              </wp:positionH>
-              <wp:positionV relativeFrom="page">
-                <wp:posOffset>848995</wp:posOffset>
-              </wp:positionV>
-              <wp:extent cx="5274310" cy="9525"/>
-              <wp:effectExtent l="0" t="0" r="0" b="0"/>
-              <wp:wrapNone/>
-              <wp:docPr id="9" name="任意多边形 9"/>
-              <wp:cNvGraphicFramePr/>
-              <a:graphic xmlns:a="http://schemas.openxmlformats.org/drawingml/2006/main">
-                <a:graphicData uri="http://schemas.microsoft.com/office/word/2010/wordprocessingShape">
-                  <wps:wsp>
-                    <wps:cNvSpPr/>
-                    <wps:spPr>
-                      <a:xfrm>
-                        <a:off x="0" y="0"/>
-                        <a:ext cx="5274310" cy="9525"/>
-                      </a:xfrm>
-                      <a:custGeom>
-                        <a:avLst/>
-                        <a:gdLst/>
-                        <a:ahLst/>
-                        <a:cxnLst/>
-                        <a:pathLst>
-                          <a:path w="8305" h="15">
-                            <a:moveTo>
-                              <a:pt x="0" y="0"/>
-                            </a:moveTo>
-                            <a:lnTo>
-                              <a:pt x="8305" y="0"/>
-                            </a:lnTo>
-                            <a:lnTo>
-                              <a:pt x="8305" y="14"/>
-                            </a:lnTo>
-                            <a:lnTo>
-                              <a:pt x="0" y="14"/>
-                            </a:lnTo>
-                            <a:lnTo>
-                              <a:pt x="0" y="0"/>
-                            </a:lnTo>
-                            <a:close/>
-                          </a:path>
-                        </a:pathLst>
-                      </a:custGeom>
-                      <a:solidFill>
-                        <a:srgbClr val="000000"/>
-                      </a:solidFill>
-                      <a:ln>
-                        <a:noFill/>
-                      </a:ln>
-                    </wps:spPr>
-                    <wps:bodyPr upright="1"/>
-                  </wps:wsp>
-                </a:graphicData>
-              </a:graphic>
-            </wp:anchor>
-          </w:drawing>
-        </mc:Choice>
-        <mc:Fallback>
-          <w:pict>
-            <v:shape id="_x0000_s1026" o:spid="_x0000_s1026" o:spt="100" style="position:absolute;left:0pt;margin-left:90pt;margin-top:66.85pt;height:0.75pt;width:415.3pt;mso-position-horizontal-relative:page;mso-position-vertical-relative:page;z-index:251659264;mso-width-relative:page;mso-height-relative:page;" fillcolor="#000000" filled="t" stroked="f" coordsize="8305,15" o:allowincell="f" o:gfxdata="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" path="m0,0l8305,0,8305,14,0,14,0,0xe">
-              <v:fill on="t" focussize="0,0"/>
-              <v:stroke on="f"/>
-              <v:imagedata o:title=""/>
-              <o:lock v:ext="edit" aspectratio="f"/>
-            </v:shape>
-          </w:pict>
-        </mc:Fallback>
-      </mc:AlternateContent>
-    </w:r>
   </w:p>
 </w:hdr>
 </file>
@@ -9247,24 +9868,6 @@
     </w:lvl>
   </w:abstractNum>
   <w:abstractNum w:abstractNumId="10">
-    <w:nsid w:val="CB9886F1"/>
-    <w:multiLevelType w:val="singleLevel"/>
-    <w:tmpl w:val="CB9886F1"/>
-    <w:lvl w:ilvl="0" w:tentative="0">
-      <w:start w:val="1"/>
-      <w:numFmt w:val="decimalEnclosedCircleChinese"/>
-      <w:suff w:val="nothing"/>
-      <w:lvlText w:val="%1　"/>
-      <w:lvlJc w:val="left"/>
-      <w:pPr>
-        <w:ind w:left="0" w:firstLine="400"/>
-      </w:pPr>
-      <w:rPr>
-        <w:rFonts w:hint="eastAsia"/>
-      </w:rPr>
-    </w:lvl>
-  </w:abstractNum>
-  <w:abstractNum w:abstractNumId="11">
     <w:nsid w:val="D38BECFB"/>
     <w:multiLevelType w:val="singleLevel"/>
     <w:tmpl w:val="D38BECFB"/>
@@ -9281,7 +9884,7 @@
       </w:rPr>
     </w:lvl>
   </w:abstractNum>
-  <w:abstractNum w:abstractNumId="12">
+  <w:abstractNum w:abstractNumId="11">
     <w:nsid w:val="E43C1864"/>
     <w:multiLevelType w:val="singleLevel"/>
     <w:tmpl w:val="E43C1864"/>
@@ -9298,7 +9901,7 @@
       </w:rPr>
     </w:lvl>
   </w:abstractNum>
-  <w:abstractNum w:abstractNumId="13">
+  <w:abstractNum w:abstractNumId="12">
     <w:nsid w:val="EA8BABA5"/>
     <w:multiLevelType w:val="singleLevel"/>
     <w:tmpl w:val="EA8BABA5"/>
@@ -9315,7 +9918,7 @@
       </w:rPr>
     </w:lvl>
   </w:abstractNum>
-  <w:abstractNum w:abstractNumId="14">
+  <w:abstractNum w:abstractNumId="13">
     <w:nsid w:val="FF5D57DB"/>
     <w:multiLevelType w:val="singleLevel"/>
     <w:tmpl w:val="FF5D57DB"/>
@@ -9332,7 +9935,7 @@
       </w:rPr>
     </w:lvl>
   </w:abstractNum>
-  <w:abstractNum w:abstractNumId="15">
+  <w:abstractNum w:abstractNumId="14">
     <w:nsid w:val="019BE019"/>
     <w:multiLevelType w:val="singleLevel"/>
     <w:tmpl w:val="019BE019"/>
@@ -9349,7 +9952,7 @@
       </w:rPr>
     </w:lvl>
   </w:abstractNum>
-  <w:abstractNum w:abstractNumId="16">
+  <w:abstractNum w:abstractNumId="15">
     <w:nsid w:val="028D79C1"/>
     <w:multiLevelType w:val="singleLevel"/>
     <w:tmpl w:val="028D79C1"/>
@@ -9366,7 +9969,7 @@
       </w:rPr>
     </w:lvl>
   </w:abstractNum>
-  <w:abstractNum w:abstractNumId="17">
+  <w:abstractNum w:abstractNumId="16">
     <w:nsid w:val="07290DDE"/>
     <w:multiLevelType w:val="singleLevel"/>
     <w:tmpl w:val="07290DDE"/>
@@ -9383,25 +9986,7 @@
       </w:rPr>
     </w:lvl>
   </w:abstractNum>
-  <w:abstractNum w:abstractNumId="18">
-    <w:nsid w:val="085DD63B"/>
-    <w:multiLevelType w:val="singleLevel"/>
-    <w:tmpl w:val="085DD63B"/>
-    <w:lvl w:ilvl="0" w:tentative="0">
-      <w:start w:val="1"/>
-      <w:numFmt w:val="decimalEnclosedCircleChinese"/>
-      <w:suff w:val="nothing"/>
-      <w:lvlText w:val="%1　"/>
-      <w:lvlJc w:val="left"/>
-      <w:pPr>
-        <w:ind w:left="0" w:firstLine="400"/>
-      </w:pPr>
-      <w:rPr>
-        <w:rFonts w:hint="eastAsia"/>
-      </w:rPr>
-    </w:lvl>
-  </w:abstractNum>
-  <w:abstractNum w:abstractNumId="19">
+  <w:abstractNum w:abstractNumId="17">
     <w:nsid w:val="0C047421"/>
     <w:multiLevelType w:val="singleLevel"/>
     <w:tmpl w:val="0C047421"/>
@@ -9418,7 +10003,27 @@
       </w:rPr>
     </w:lvl>
   </w:abstractNum>
-  <w:abstractNum w:abstractNumId="20">
+  <w:abstractNum w:abstractNumId="18">
+    <w:nsid w:val="0C5077CA"/>
+    <w:multiLevelType w:val="singleLevel"/>
+    <w:tmpl w:val="0C5077CA"/>
+    <w:lvl w:ilvl="0" w:tentative="0">
+      <w:start w:val="1"/>
+      <w:numFmt w:val="decimal"/>
+      <w:lvlText w:val="(%1)"/>
+      <w:lvlJc w:val="left"/>
+      <w:pPr>
+        <w:tabs>
+          <w:tab w:val="left" w:pos="420"/>
+        </w:tabs>
+        <w:ind w:left="845" w:hanging="425"/>
+      </w:pPr>
+      <w:rPr>
+        <w:rFonts w:hint="default"/>
+      </w:rPr>
+    </w:lvl>
+  </w:abstractNum>
+  <w:abstractNum w:abstractNumId="19">
     <w:nsid w:val="2A0F0B6B"/>
     <w:multiLevelType w:val="singleLevel"/>
     <w:tmpl w:val="2A0F0B6B"/>
@@ -9435,7 +10040,7 @@
       </w:rPr>
     </w:lvl>
   </w:abstractNum>
-  <w:abstractNum w:abstractNumId="21">
+  <w:abstractNum w:abstractNumId="20">
     <w:nsid w:val="2BC8988C"/>
     <w:multiLevelType w:val="singleLevel"/>
     <w:tmpl w:val="2BC8988C"/>
@@ -9452,7 +10057,7 @@
       </w:rPr>
     </w:lvl>
   </w:abstractNum>
-  <w:abstractNum w:abstractNumId="22">
+  <w:abstractNum w:abstractNumId="21">
     <w:nsid w:val="33521DEC"/>
     <w:multiLevelType w:val="singleLevel"/>
     <w:tmpl w:val="33521DEC"/>
@@ -9469,7 +10074,7 @@
       </w:rPr>
     </w:lvl>
   </w:abstractNum>
-  <w:abstractNum w:abstractNumId="23">
+  <w:abstractNum w:abstractNumId="22">
     <w:nsid w:val="42BBF6CD"/>
     <w:multiLevelType w:val="singleLevel"/>
     <w:tmpl w:val="42BBF6CD"/>
@@ -9480,6 +10085,26 @@
       <w:lvlJc w:val="left"/>
       <w:pPr>
         <w:ind w:left="425" w:hanging="425"/>
+      </w:pPr>
+      <w:rPr>
+        <w:rFonts w:hint="default"/>
+      </w:rPr>
+    </w:lvl>
+  </w:abstractNum>
+  <w:abstractNum w:abstractNumId="23">
+    <w:nsid w:val="4A205BAD"/>
+    <w:multiLevelType w:val="singleLevel"/>
+    <w:tmpl w:val="4A205BAD"/>
+    <w:lvl w:ilvl="0" w:tentative="0">
+      <w:start w:val="1"/>
+      <w:numFmt w:val="decimal"/>
+      <w:lvlText w:val="(%1)"/>
+      <w:lvlJc w:val="left"/>
+      <w:pPr>
+        <w:tabs>
+          <w:tab w:val="left" w:pos="420"/>
+        </w:tabs>
+        <w:ind w:left="845" w:hanging="425"/>
       </w:pPr>
       <w:rPr>
         <w:rFonts w:hint="default"/>
@@ -9524,18 +10149,24 @@
     <w:abstractNumId w:val="2"/>
   </w:num>
   <w:num w:numId="2">
-    <w:abstractNumId w:val="22"/>
+    <w:abstractNumId w:val="21"/>
   </w:num>
   <w:num w:numId="3">
     <w:abstractNumId w:val="3"/>
   </w:num>
   <w:num w:numId="4">
+    <w:abstractNumId w:val="16"/>
+  </w:num>
+  <w:num w:numId="5">
     <w:abstractNumId w:val="17"/>
   </w:num>
-  <w:num w:numId="5">
-    <w:abstractNumId w:val="19"/>
+  <w:num w:numId="6">
+    <w:abstractNumId w:val="1"/>
   </w:num>
-  <w:num w:numId="6">
+  <w:num w:numId="7">
+    <w:abstractNumId w:val="11"/>
+  </w:num>
+  <w:num w:numId="8">
     <w:abstractNumId w:val="2"/>
     <w:lvlOverride w:ilvl="0">
       <w:startOverride w:val="1"/>
@@ -9565,17 +10196,11 @@
       <w:startOverride w:val="1"/>
     </w:lvlOverride>
   </w:num>
-  <w:num w:numId="7">
-    <w:abstractNumId w:val="1"/>
-  </w:num>
-  <w:num w:numId="8">
-    <w:abstractNumId w:val="12"/>
-  </w:num>
   <w:num w:numId="9">
     <w:abstractNumId w:val="24"/>
   </w:num>
   <w:num w:numId="10">
-    <w:abstractNumId w:val="13"/>
+    <w:abstractNumId w:val="12"/>
   </w:num>
   <w:num w:numId="11">
     <w:abstractNumId w:val="25"/>
@@ -9584,7 +10209,7 @@
     <w:abstractNumId w:val="7"/>
   </w:num>
   <w:num w:numId="13">
-    <w:abstractNumId w:val="20"/>
+    <w:abstractNumId w:val="19"/>
   </w:num>
   <w:num w:numId="14">
     <w:abstractNumId w:val="0"/>
@@ -9593,19 +10218,19 @@
     <w:abstractNumId w:val="5"/>
   </w:num>
   <w:num w:numId="16">
-    <w:abstractNumId w:val="21"/>
+    <w:abstractNumId w:val="20"/>
   </w:num>
   <w:num w:numId="17">
-    <w:abstractNumId w:val="15"/>
+    <w:abstractNumId w:val="14"/>
   </w:num>
   <w:num w:numId="18">
     <w:abstractNumId w:val="9"/>
   </w:num>
   <w:num w:numId="19">
-    <w:abstractNumId w:val="16"/>
+    <w:abstractNumId w:val="15"/>
   </w:num>
   <w:num w:numId="20">
-    <w:abstractNumId w:val="10"/>
+    <w:abstractNumId w:val="23"/>
   </w:num>
   <w:num w:numId="21">
     <w:abstractNumId w:val="18"/>
@@ -9614,13 +10239,13 @@
     <w:abstractNumId w:val="6"/>
   </w:num>
   <w:num w:numId="23">
-    <w:abstractNumId w:val="11"/>
+    <w:abstractNumId w:val="10"/>
   </w:num>
   <w:num w:numId="24">
-    <w:abstractNumId w:val="14"/>
+    <w:abstractNumId w:val="13"/>
   </w:num>
   <w:num w:numId="25">
-    <w:abstractNumId w:val="23"/>
+    <w:abstractNumId w:val="22"/>
   </w:num>
   <w:num w:numId="26">
     <w:abstractNumId w:val="8"/>
@@ -10864,23 +11489,4 @@
   </a:themeElements>
   <a:objectDefaults/>
 </a:theme>
-</file>
-
-<file path=customXml/item1.xml><?xml version="1.0" encoding="utf-8"?>
-<s:customData xmlns="http://www.wps.cn/officeDocument/2013/wpsCustomData" xmlns:s="http://www.wps.cn/officeDocument/2013/wpsCustomData">
-  <customSectProps>
-    <customSectPr/>
-  </customSectProps>
-  <customShpExts>
-    <customShpInfo spid="_x0000_s1026"/>
-  </customShpExts>
-</s:customData>
-</file>
-
-<file path=customXml/itemProps1.xml><?xml version="1.0" encoding="utf-8"?>
-<ds:datastoreItem xmlns:ds="http://schemas.openxmlformats.org/officeDocument/2006/customXml" ds:itemID="{B1977F7D-205B-4081-913C-38D41E755F92}">
-  <ds:schemaRefs>
-    <ds:schemaRef ds:uri="http://www.wps.cn/officeDocument/2013/wpsCustomData"/>
-  </ds:schemaRefs>
-</ds:datastoreItem>
 </file>